--- a/grc/docx/55.content.docx
+++ b/grc/docx/55.content.docx
@@ -7,7 +7,7 @@
       <w:pPr/>
       <w:r>
         <w:rPr>
-          <w:lang w:val="en_US" w:bidi="en_US"/>
+          <w:lang w:val="el_GR" w:bidi="el_GR"/>
         </w:rPr>
       </w:r>
     </w:p>
@@ -17,40 +17,40 @@
       </w:pPr>
       <w:r>
         <w:rPr>
-          <w:lang w:val="en_US" w:bidi="en_US"/>
+          <w:lang w:val="el_GR" w:bidi="el_GR"/>
         </w:rPr>
         <w:t>Resource: The SBL Greek New Testament</w:t>
       </w:r>
       <w:r>
         <w:rPr>
-          <w:lang w:val="en_US" w:bidi="en_US"/>
-        </w:rPr>
-      </w:r>
-    </w:p>
-    <w:p>
-      <w:pPr/>
-      <w:r>
-        <w:rPr>
-          <w:lang w:val="en_US" w:bidi="en_US"/>
+          <w:lang w:val="el_GR" w:bidi="el_GR"/>
+        </w:rPr>
+      </w:r>
+    </w:p>
+    <w:p>
+      <w:pPr/>
+      <w:r>
+        <w:rPr>
+          <w:lang w:val="el_GR" w:bidi="el_GR"/>
         </w:rPr>
       </w:r>
       <w:r>
         <w:rPr>
           <w:b/>
-          <w:lang w:val="en_US" w:bidi="en_US"/>
+          <w:lang w:val="el_GR" w:bidi="el_GR"/>
         </w:rPr>
         <w:t>The SBL Greek New Testament</w:t>
       </w:r>
       <w:r>
         <w:rPr>
-          <w:lang w:val="en_US" w:bidi="en_US"/>
+          <w:lang w:val="el_GR" w:bidi="el_GR"/>
         </w:rPr>
         <w:t xml:space="preserve"> © 2010 </w:t>
       </w:r>
       <w:hyperlink r:id="rId13">
         <w:r>
           <w:rPr>
-            <w:lang w:val="en_US" w:bidi="en_US"/>
+            <w:lang w:val="el_GR" w:bidi="el_GR"/>
           </w:rPr>
           <w:rPr>
             <w:color w:val="0000EE"/>
@@ -61,14 +61,14 @@
       </w:hyperlink>
       <w:r>
         <w:rPr>
-          <w:lang w:val="en_US" w:bidi="en_US"/>
+          <w:lang w:val="el_GR" w:bidi="el_GR"/>
         </w:rPr>
         <w:t xml:space="preserve">, licensed under a </w:t>
       </w:r>
       <w:hyperlink r:id="rId14">
         <w:r>
           <w:rPr>
-            <w:lang w:val="en_US" w:bidi="en_US"/>
+            <w:lang w:val="el_GR" w:bidi="el_GR"/>
           </w:rPr>
           <w:rPr>
             <w:color w:val="0000EE"/>
@@ -79,18 +79,18 @@
       </w:hyperlink>
       <w:r>
         <w:rPr>
-          <w:lang w:val="en_US" w:bidi="en_US"/>
+          <w:lang w:val="el_GR" w:bidi="el_GR"/>
         </w:rPr>
         <w:t>.</w:t>
       </w:r>
       <w:r>
         <w:rPr>
-          <w:lang w:val="en_US" w:bidi="en_US"/>
-        </w:rPr>
-      </w:r>
-      <w:r>
-        <w:rPr>
-          <w:lang w:val="en_US" w:bidi="en_US"/>
+          <w:lang w:val="el_GR" w:bidi="el_GR"/>
+        </w:rPr>
+      </w:r>
+      <w:r>
+        <w:rPr>
+          <w:lang w:val="el_GR" w:bidi="el_GR"/>
         </w:rPr>
       </w:r>
     </w:p>
@@ -100,7 +100,7 @@
       </w:pPr>
       <w:r>
         <w:rPr>
-          <w:lang w:val="en_US" w:bidi="en_US"/>
+          <w:lang w:val="el_GR" w:bidi="el_GR"/>
         </w:rPr>
         <w:t>The SBL Greek New Testament</w:t>
       </w:r>
@@ -127,7 +127,7 @@
       <w:pPr/>
       <w:r>
         <w:rPr>
-          <w:lang w:val="en_US" w:bidi="en_US"/>
+          <w:lang w:val="el_GR" w:bidi="el_GR"/>
         </w:rPr>
       </w:r>
     </w:p>
@@ -137,31 +137,31 @@
       </w:pPr>
       <w:r>
         <w:rPr>
-          <w:lang w:val="en_US" w:bidi="en_US"/>
-        </w:rPr>
-      </w:r>
-    </w:p>
-    <w:p>
-      <w:pPr/>
-      <w:r>
-        <w:rPr>
-          <w:lang w:val="en_US" w:bidi="en_US"/>
-        </w:rPr>
-      </w:r>
-      <w:r>
-        <w:rPr>
-          <w:lang w:val="en_US" w:bidi="en_US"/>
+          <w:lang w:val="el_GR" w:bidi="el_GR"/>
+        </w:rPr>
+      </w:r>
+    </w:p>
+    <w:p>
+      <w:pPr/>
+      <w:r>
+        <w:rPr>
+          <w:lang w:val="el_GR" w:bidi="el_GR"/>
+        </w:rPr>
+      </w:r>
+      <w:r>
+        <w:rPr>
+          <w:lang w:val="el_GR" w:bidi="el_GR"/>
         </w:rPr>
         <w:t xml:space="preserve"> </w:t>
       </w:r>
       <w:r>
         <w:rPr>
-          <w:lang w:val="en_US" w:bidi="en_US"/>
-        </w:rPr>
-      </w:r>
-      <w:r>
-        <w:rPr>
-          <w:lang w:val="en_US" w:bidi="en_US"/>
+          <w:lang w:val="el_GR" w:bidi="el_GR"/>
+        </w:rPr>
+      </w:r>
+      <w:r>
+        <w:rPr>
+          <w:lang w:val="el_GR" w:bidi="el_GR"/>
         </w:rPr>
       </w:r>
     </w:p>
@@ -186,33 +186,33 @@
       </w:pPr>
       <w:r>
         <w:rPr>
-          <w:lang w:val="en_US" w:bidi="en_US"/>
+          <w:lang w:val="el_GR" w:bidi="el_GR"/>
         </w:rPr>
         <w:t>2 Timothy 1:1</w:t>
       </w:r>
       <w:r>
         <w:rPr>
-          <w:lang w:val="en_US" w:bidi="en_US"/>
-        </w:rPr>
-      </w:r>
-    </w:p>
-    <w:p>
-      <w:pPr/>
-      <w:r>
-        <w:rPr>
-          <w:lang w:val="en_US" w:bidi="en_US"/>
-        </w:rPr>
-      </w:r>
-      <w:r>
-        <w:rPr>
-          <w:vertAlign w:val="superscript"/>
-          <w:lang w:val="en_US" w:bidi="en_US"/>
+          <w:lang w:val="el_GR" w:bidi="el_GR"/>
+        </w:rPr>
+      </w:r>
+    </w:p>
+    <w:p>
+      <w:pPr/>
+      <w:r>
+        <w:rPr>
+          <w:lang w:val="el_GR" w:bidi="el_GR"/>
+        </w:rPr>
+      </w:r>
+      <w:r>
+        <w:rPr>
+          <w:vertAlign w:val="superscript"/>
+          <w:lang w:val="el_GR" w:bidi="el_GR"/>
         </w:rPr>
         <w:t>1</w:t>
       </w:r>
       <w:r>
         <w:rPr>
-          <w:lang w:val="en_US" w:bidi="en_US"/>
+          <w:lang w:val="el_GR" w:bidi="el_GR"/>
         </w:rPr>
         <w:t xml:space="preserve"> Παῦλος ἀπόστολος Χριστοῦ Ἰησοῦ διὰ θελήματος θεοῦ κατʼ ἐπαγγελίαν ζωῆς τῆς ἐν Χριστῷ Ἰησοῦ</w:t>
       </w:r>
@@ -221,19 +221,19 @@
       <w:pPr/>
       <w:r>
         <w:rPr>
-          <w:lang w:val="en_US" w:bidi="en_US"/>
-        </w:rPr>
-      </w:r>
-      <w:r>
-        <w:rPr>
-          <w:vertAlign w:val="superscript"/>
-          <w:lang w:val="en_US" w:bidi="en_US"/>
+          <w:lang w:val="el_GR" w:bidi="el_GR"/>
+        </w:rPr>
+      </w:r>
+      <w:r>
+        <w:rPr>
+          <w:vertAlign w:val="superscript"/>
+          <w:lang w:val="el_GR" w:bidi="el_GR"/>
         </w:rPr>
         <w:t>2</w:t>
       </w:r>
       <w:r>
         <w:rPr>
-          <w:lang w:val="en_US" w:bidi="en_US"/>
+          <w:lang w:val="el_GR" w:bidi="el_GR"/>
         </w:rPr>
         <w:t xml:space="preserve"> Τιμοθέῳ ἀγαπητῷ τέκνῳ· χάρις, ἔλεος, εἰρήνη ἀπὸ θεοῦ πατρὸς καὶ Χριστοῦ Ἰησοῦ τοῦ κυρίου ἡμῶν.</w:t>
       </w:r>
@@ -242,19 +242,19 @@
       <w:pPr/>
       <w:r>
         <w:rPr>
-          <w:lang w:val="en_US" w:bidi="en_US"/>
-        </w:rPr>
-      </w:r>
-      <w:r>
-        <w:rPr>
-          <w:vertAlign w:val="superscript"/>
-          <w:lang w:val="en_US" w:bidi="en_US"/>
+          <w:lang w:val="el_GR" w:bidi="el_GR"/>
+        </w:rPr>
+      </w:r>
+      <w:r>
+        <w:rPr>
+          <w:vertAlign w:val="superscript"/>
+          <w:lang w:val="el_GR" w:bidi="el_GR"/>
         </w:rPr>
         <w:t>3</w:t>
       </w:r>
       <w:r>
         <w:rPr>
-          <w:lang w:val="en_US" w:bidi="en_US"/>
+          <w:lang w:val="el_GR" w:bidi="el_GR"/>
         </w:rPr>
         <w:t xml:space="preserve"> Χάριν ἔχω τῷ θεῷ, ᾧ λατρεύω ἀπὸ προγόνων ἐν καθαρᾷ συνειδήσει, ὡς ἀδιάλειπτον ἔχω τὴν περὶ σοῦ μνείαν ἐν ταῖς δεήσεσίν μου, νυκτὸς καὶ ἡμέρας</w:t>
       </w:r>
@@ -263,19 +263,19 @@
       <w:pPr/>
       <w:r>
         <w:rPr>
-          <w:lang w:val="en_US" w:bidi="en_US"/>
-        </w:rPr>
-      </w:r>
-      <w:r>
-        <w:rPr>
-          <w:vertAlign w:val="superscript"/>
-          <w:lang w:val="en_US" w:bidi="en_US"/>
+          <w:lang w:val="el_GR" w:bidi="el_GR"/>
+        </w:rPr>
+      </w:r>
+      <w:r>
+        <w:rPr>
+          <w:vertAlign w:val="superscript"/>
+          <w:lang w:val="el_GR" w:bidi="el_GR"/>
         </w:rPr>
         <w:t>4</w:t>
       </w:r>
       <w:r>
         <w:rPr>
-          <w:lang w:val="en_US" w:bidi="en_US"/>
+          <w:lang w:val="el_GR" w:bidi="el_GR"/>
         </w:rPr>
         <w:t xml:space="preserve"> ἐπιποθῶν σε ἰδεῖν, μεμνημένος σου τῶν δακρύων, ἵνα χαρᾶς πληρωθῶ</w:t>
       </w:r>
@@ -284,19 +284,19 @@
       <w:pPr/>
       <w:r>
         <w:rPr>
-          <w:lang w:val="en_US" w:bidi="en_US"/>
-        </w:rPr>
-      </w:r>
-      <w:r>
-        <w:rPr>
-          <w:vertAlign w:val="superscript"/>
-          <w:lang w:val="en_US" w:bidi="en_US"/>
+          <w:lang w:val="el_GR" w:bidi="el_GR"/>
+        </w:rPr>
+      </w:r>
+      <w:r>
+        <w:rPr>
+          <w:vertAlign w:val="superscript"/>
+          <w:lang w:val="el_GR" w:bidi="el_GR"/>
         </w:rPr>
         <w:t>5</w:t>
       </w:r>
       <w:r>
         <w:rPr>
-          <w:lang w:val="en_US" w:bidi="en_US"/>
+          <w:lang w:val="el_GR" w:bidi="el_GR"/>
         </w:rPr>
         <w:t xml:space="preserve"> ὑπόμνησιν λαβὼν τῆς ἐν σοὶ ἀνυποκρίτου πίστεως, ἥτις ἐνῴκησεν πρῶτον ἐν τῇ μάμμῃ σου Λωΐδι καὶ τῇ μητρί σου Εὐνίκῃ, πέπεισμαι δὲ ὅτι καὶ ἐν σοί.</w:t>
       </w:r>
@@ -305,19 +305,19 @@
       <w:pPr/>
       <w:r>
         <w:rPr>
-          <w:lang w:val="en_US" w:bidi="en_US"/>
-        </w:rPr>
-      </w:r>
-      <w:r>
-        <w:rPr>
-          <w:vertAlign w:val="superscript"/>
-          <w:lang w:val="en_US" w:bidi="en_US"/>
+          <w:lang w:val="el_GR" w:bidi="el_GR"/>
+        </w:rPr>
+      </w:r>
+      <w:r>
+        <w:rPr>
+          <w:vertAlign w:val="superscript"/>
+          <w:lang w:val="el_GR" w:bidi="el_GR"/>
         </w:rPr>
         <w:t>6</w:t>
       </w:r>
       <w:r>
         <w:rPr>
-          <w:lang w:val="en_US" w:bidi="en_US"/>
+          <w:lang w:val="el_GR" w:bidi="el_GR"/>
         </w:rPr>
         <w:t xml:space="preserve"> διʼ ἣν αἰτίαν ἀναμιμνῄσκω σε ἀναζωπυρεῖν τὸ χάρισμα τοῦ θεοῦ, ὅ ἐστιν ἐν σοὶ διὰ τῆς ἐπιθέσεως τῶν χειρῶν μου·</w:t>
       </w:r>
@@ -326,19 +326,19 @@
       <w:pPr/>
       <w:r>
         <w:rPr>
-          <w:lang w:val="en_US" w:bidi="en_US"/>
-        </w:rPr>
-      </w:r>
-      <w:r>
-        <w:rPr>
-          <w:vertAlign w:val="superscript"/>
-          <w:lang w:val="en_US" w:bidi="en_US"/>
+          <w:lang w:val="el_GR" w:bidi="el_GR"/>
+        </w:rPr>
+      </w:r>
+      <w:r>
+        <w:rPr>
+          <w:vertAlign w:val="superscript"/>
+          <w:lang w:val="el_GR" w:bidi="el_GR"/>
         </w:rPr>
         <w:t>7</w:t>
       </w:r>
       <w:r>
         <w:rPr>
-          <w:lang w:val="en_US" w:bidi="en_US"/>
+          <w:lang w:val="el_GR" w:bidi="el_GR"/>
         </w:rPr>
         <w:t xml:space="preserve"> οὐ γὰρ ἔδωκεν ἡμῖν ὁ θεὸς πνεῦμα δειλίας, ἀλλὰ δυνάμεως καὶ ἀγάπης καὶ σωφρονισμοῦ.</w:t>
       </w:r>
@@ -347,19 +347,19 @@
       <w:pPr/>
       <w:r>
         <w:rPr>
-          <w:lang w:val="en_US" w:bidi="en_US"/>
-        </w:rPr>
-      </w:r>
-      <w:r>
-        <w:rPr>
-          <w:vertAlign w:val="superscript"/>
-          <w:lang w:val="en_US" w:bidi="en_US"/>
+          <w:lang w:val="el_GR" w:bidi="el_GR"/>
+        </w:rPr>
+      </w:r>
+      <w:r>
+        <w:rPr>
+          <w:vertAlign w:val="superscript"/>
+          <w:lang w:val="el_GR" w:bidi="el_GR"/>
         </w:rPr>
         <w:t>8</w:t>
       </w:r>
       <w:r>
         <w:rPr>
-          <w:lang w:val="en_US" w:bidi="en_US"/>
+          <w:lang w:val="el_GR" w:bidi="el_GR"/>
         </w:rPr>
         <w:t xml:space="preserve"> Μὴ οὖν ἐπαισχυνθῇς τὸ μαρτύριον τοῦ κυρίου ἡμῶν μηδὲ ἐμὲ τὸν δέσμιον αὐτοῦ, ἀλλὰ συγκακοπάθησον τῷ εὐαγγελίῳ κατὰ δύναμιν θεοῦ,</w:t>
       </w:r>
@@ -368,19 +368,19 @@
       <w:pPr/>
       <w:r>
         <w:rPr>
-          <w:lang w:val="en_US" w:bidi="en_US"/>
-        </w:rPr>
-      </w:r>
-      <w:r>
-        <w:rPr>
-          <w:vertAlign w:val="superscript"/>
-          <w:lang w:val="en_US" w:bidi="en_US"/>
+          <w:lang w:val="el_GR" w:bidi="el_GR"/>
+        </w:rPr>
+      </w:r>
+      <w:r>
+        <w:rPr>
+          <w:vertAlign w:val="superscript"/>
+          <w:lang w:val="el_GR" w:bidi="el_GR"/>
         </w:rPr>
         <w:t>9</w:t>
       </w:r>
       <w:r>
         <w:rPr>
-          <w:lang w:val="en_US" w:bidi="en_US"/>
+          <w:lang w:val="el_GR" w:bidi="el_GR"/>
         </w:rPr>
         <w:t xml:space="preserve"> τοῦ σώσαντος ἡμᾶς καὶ καλέσαντος κλήσει ἁγίᾳ, οὐ κατὰ τὰ ἔργα ἡμῶν ἀλλὰ κατὰ ἰδίαν πρόθεσιν καὶ χάριν, τὴν δοθεῖσαν ἡμῖν ἐν Χριστῷ Ἰησοῦ πρὸ χρόνων αἰωνίων,</w:t>
       </w:r>
@@ -389,19 +389,19 @@
       <w:pPr/>
       <w:r>
         <w:rPr>
-          <w:lang w:val="en_US" w:bidi="en_US"/>
-        </w:rPr>
-      </w:r>
-      <w:r>
-        <w:rPr>
-          <w:vertAlign w:val="superscript"/>
-          <w:lang w:val="en_US" w:bidi="en_US"/>
+          <w:lang w:val="el_GR" w:bidi="el_GR"/>
+        </w:rPr>
+      </w:r>
+      <w:r>
+        <w:rPr>
+          <w:vertAlign w:val="superscript"/>
+          <w:lang w:val="el_GR" w:bidi="el_GR"/>
         </w:rPr>
         <w:t>10</w:t>
       </w:r>
       <w:r>
         <w:rPr>
-          <w:lang w:val="en_US" w:bidi="en_US"/>
+          <w:lang w:val="el_GR" w:bidi="el_GR"/>
         </w:rPr>
         <w:t xml:space="preserve"> φανερωθεῖσαν δὲ νῦν διὰ τῆς ἐπιφανείας τοῦ σωτῆρος ἡμῶν Ἰησοῦ Χριστοῦ, καταργήσαντος μὲν τὸν θάνατον φωτίσαντος δὲ ζωὴν καὶ ἀφθαρσίαν διὰ τοῦ εὐαγγελίου,</w:t>
       </w:r>
@@ -410,19 +410,19 @@
       <w:pPr/>
       <w:r>
         <w:rPr>
-          <w:lang w:val="en_US" w:bidi="en_US"/>
-        </w:rPr>
-      </w:r>
-      <w:r>
-        <w:rPr>
-          <w:vertAlign w:val="superscript"/>
-          <w:lang w:val="en_US" w:bidi="en_US"/>
+          <w:lang w:val="el_GR" w:bidi="el_GR"/>
+        </w:rPr>
+      </w:r>
+      <w:r>
+        <w:rPr>
+          <w:vertAlign w:val="superscript"/>
+          <w:lang w:val="el_GR" w:bidi="el_GR"/>
         </w:rPr>
         <w:t>11</w:t>
       </w:r>
       <w:r>
         <w:rPr>
-          <w:lang w:val="en_US" w:bidi="en_US"/>
+          <w:lang w:val="el_GR" w:bidi="el_GR"/>
         </w:rPr>
         <w:t xml:space="preserve"> εἰς ὃ ἐτέθην ἐγὼ κῆρυξ καὶ ἀπόστολος καὶ διδάσκαλος.</w:t>
       </w:r>
@@ -431,19 +431,19 @@
       <w:pPr/>
       <w:r>
         <w:rPr>
-          <w:lang w:val="en_US" w:bidi="en_US"/>
-        </w:rPr>
-      </w:r>
-      <w:r>
-        <w:rPr>
-          <w:vertAlign w:val="superscript"/>
-          <w:lang w:val="en_US" w:bidi="en_US"/>
+          <w:lang w:val="el_GR" w:bidi="el_GR"/>
+        </w:rPr>
+      </w:r>
+      <w:r>
+        <w:rPr>
+          <w:vertAlign w:val="superscript"/>
+          <w:lang w:val="el_GR" w:bidi="el_GR"/>
         </w:rPr>
         <w:t>12</w:t>
       </w:r>
       <w:r>
         <w:rPr>
-          <w:lang w:val="en_US" w:bidi="en_US"/>
+          <w:lang w:val="el_GR" w:bidi="el_GR"/>
         </w:rPr>
         <w:t xml:space="preserve"> διʼ ἣν αἰτίαν καὶ ταῦτα πάσχω, ἀλλʼ οὐκ ἐπαισχύνομαι, οἶδα γὰρ ᾧ πεπίστευκα, καὶ πέπεισμαι ὅτι δυνατός ἐστιν τὴν παραθήκην μου φυλάξαι εἰς ἐκείνην τὴν ἡμέραν.</w:t>
       </w:r>
@@ -452,19 +452,19 @@
       <w:pPr/>
       <w:r>
         <w:rPr>
-          <w:lang w:val="en_US" w:bidi="en_US"/>
-        </w:rPr>
-      </w:r>
-      <w:r>
-        <w:rPr>
-          <w:vertAlign w:val="superscript"/>
-          <w:lang w:val="en_US" w:bidi="en_US"/>
+          <w:lang w:val="el_GR" w:bidi="el_GR"/>
+        </w:rPr>
+      </w:r>
+      <w:r>
+        <w:rPr>
+          <w:vertAlign w:val="superscript"/>
+          <w:lang w:val="el_GR" w:bidi="el_GR"/>
         </w:rPr>
         <w:t>13</w:t>
       </w:r>
       <w:r>
         <w:rPr>
-          <w:lang w:val="en_US" w:bidi="en_US"/>
+          <w:lang w:val="el_GR" w:bidi="el_GR"/>
         </w:rPr>
         <w:t xml:space="preserve"> ὑποτύπωσιν ἔχε ὑγιαινόντων λόγων ὧν παρʼ ἐμοῦ ἤκουσας ἐν πίστει καὶ ἀγάπῃ τῇ ἐν Χριστῷ Ἰησοῦ·</w:t>
       </w:r>
@@ -473,19 +473,19 @@
       <w:pPr/>
       <w:r>
         <w:rPr>
-          <w:lang w:val="en_US" w:bidi="en_US"/>
-        </w:rPr>
-      </w:r>
-      <w:r>
-        <w:rPr>
-          <w:vertAlign w:val="superscript"/>
-          <w:lang w:val="en_US" w:bidi="en_US"/>
+          <w:lang w:val="el_GR" w:bidi="el_GR"/>
+        </w:rPr>
+      </w:r>
+      <w:r>
+        <w:rPr>
+          <w:vertAlign w:val="superscript"/>
+          <w:lang w:val="el_GR" w:bidi="el_GR"/>
         </w:rPr>
         <w:t>14</w:t>
       </w:r>
       <w:r>
         <w:rPr>
-          <w:lang w:val="en_US" w:bidi="en_US"/>
+          <w:lang w:val="el_GR" w:bidi="el_GR"/>
         </w:rPr>
         <w:t xml:space="preserve"> τὴν καλὴν παραθήκην φύλαξον διὰ πνεύματος ἁγίου τοῦ ἐνοικοῦντος ἐν ἡμῖν.</w:t>
       </w:r>
@@ -494,19 +494,19 @@
       <w:pPr/>
       <w:r>
         <w:rPr>
-          <w:lang w:val="en_US" w:bidi="en_US"/>
-        </w:rPr>
-      </w:r>
-      <w:r>
-        <w:rPr>
-          <w:vertAlign w:val="superscript"/>
-          <w:lang w:val="en_US" w:bidi="en_US"/>
+          <w:lang w:val="el_GR" w:bidi="el_GR"/>
+        </w:rPr>
+      </w:r>
+      <w:r>
+        <w:rPr>
+          <w:vertAlign w:val="superscript"/>
+          <w:lang w:val="el_GR" w:bidi="el_GR"/>
         </w:rPr>
         <w:t>15</w:t>
       </w:r>
       <w:r>
         <w:rPr>
-          <w:lang w:val="en_US" w:bidi="en_US"/>
+          <w:lang w:val="el_GR" w:bidi="el_GR"/>
         </w:rPr>
         <w:t xml:space="preserve"> Οἶδας τοῦτο ὅτι ἀπεστράφησάν με πάντες οἱ ἐν τῇ Ἀσίᾳ, ὧν ἐστιν Φύγελος καὶ Ἑρμογένης.</w:t>
       </w:r>
@@ -515,19 +515,19 @@
       <w:pPr/>
       <w:r>
         <w:rPr>
-          <w:lang w:val="en_US" w:bidi="en_US"/>
-        </w:rPr>
-      </w:r>
-      <w:r>
-        <w:rPr>
-          <w:vertAlign w:val="superscript"/>
-          <w:lang w:val="en_US" w:bidi="en_US"/>
+          <w:lang w:val="el_GR" w:bidi="el_GR"/>
+        </w:rPr>
+      </w:r>
+      <w:r>
+        <w:rPr>
+          <w:vertAlign w:val="superscript"/>
+          <w:lang w:val="el_GR" w:bidi="el_GR"/>
         </w:rPr>
         <w:t>16</w:t>
       </w:r>
       <w:r>
         <w:rPr>
-          <w:lang w:val="en_US" w:bidi="en_US"/>
+          <w:lang w:val="el_GR" w:bidi="el_GR"/>
         </w:rPr>
         <w:t xml:space="preserve"> δῴη ἔλεος ὁ κύριος τῷ Ὀνησιφόρου οἴκῳ, ὅτι πολλάκις με ἀνέψυξεν, καὶ τὴν ἅλυσίν μου οὐκ ἐπαισχύνθη·</w:t>
       </w:r>
@@ -536,19 +536,19 @@
       <w:pPr/>
       <w:r>
         <w:rPr>
-          <w:lang w:val="en_US" w:bidi="en_US"/>
-        </w:rPr>
-      </w:r>
-      <w:r>
-        <w:rPr>
-          <w:vertAlign w:val="superscript"/>
-          <w:lang w:val="en_US" w:bidi="en_US"/>
+          <w:lang w:val="el_GR" w:bidi="el_GR"/>
+        </w:rPr>
+      </w:r>
+      <w:r>
+        <w:rPr>
+          <w:vertAlign w:val="superscript"/>
+          <w:lang w:val="el_GR" w:bidi="el_GR"/>
         </w:rPr>
         <w:t>17</w:t>
       </w:r>
       <w:r>
         <w:rPr>
-          <w:lang w:val="en_US" w:bidi="en_US"/>
+          <w:lang w:val="el_GR" w:bidi="el_GR"/>
         </w:rPr>
         <w:t xml:space="preserve"> ἀλλὰ γενόμενος ἐν Ῥώμῃ σπουδαίως ἐζήτησέν με καὶ εὗρεν—</w:t>
       </w:r>
@@ -557,19 +557,19 @@
       <w:pPr/>
       <w:r>
         <w:rPr>
-          <w:lang w:val="en_US" w:bidi="en_US"/>
-        </w:rPr>
-      </w:r>
-      <w:r>
-        <w:rPr>
-          <w:vertAlign w:val="superscript"/>
-          <w:lang w:val="en_US" w:bidi="en_US"/>
+          <w:lang w:val="el_GR" w:bidi="el_GR"/>
+        </w:rPr>
+      </w:r>
+      <w:r>
+        <w:rPr>
+          <w:vertAlign w:val="superscript"/>
+          <w:lang w:val="el_GR" w:bidi="el_GR"/>
         </w:rPr>
         <w:t>18</w:t>
       </w:r>
       <w:r>
         <w:rPr>
-          <w:lang w:val="en_US" w:bidi="en_US"/>
+          <w:lang w:val="el_GR" w:bidi="el_GR"/>
         </w:rPr>
         <w:t xml:space="preserve"> δῴη αὐτῷ ὁ κύριος εὑρεῖν ἔλεος παρὰ κυρίου ἐν ἐκείνῃ τῇ ἡμέρᾳ—καὶ ὅσα ἐν Ἐφέσῳ διηκόνησεν, βέλτιον σὺ γινώσκεις.</w:t>
       </w:r>
@@ -580,33 +580,33 @@
       </w:pPr>
       <w:r>
         <w:rPr>
-          <w:lang w:val="en_US" w:bidi="en_US"/>
+          <w:lang w:val="el_GR" w:bidi="el_GR"/>
         </w:rPr>
         <w:t>2 Timothy 2:1</w:t>
       </w:r>
       <w:r>
         <w:rPr>
-          <w:lang w:val="en_US" w:bidi="en_US"/>
-        </w:rPr>
-      </w:r>
-    </w:p>
-    <w:p>
-      <w:pPr/>
-      <w:r>
-        <w:rPr>
-          <w:lang w:val="en_US" w:bidi="en_US"/>
-        </w:rPr>
-      </w:r>
-      <w:r>
-        <w:rPr>
-          <w:vertAlign w:val="superscript"/>
-          <w:lang w:val="en_US" w:bidi="en_US"/>
+          <w:lang w:val="el_GR" w:bidi="el_GR"/>
+        </w:rPr>
+      </w:r>
+    </w:p>
+    <w:p>
+      <w:pPr/>
+      <w:r>
+        <w:rPr>
+          <w:lang w:val="el_GR" w:bidi="el_GR"/>
+        </w:rPr>
+      </w:r>
+      <w:r>
+        <w:rPr>
+          <w:vertAlign w:val="superscript"/>
+          <w:lang w:val="el_GR" w:bidi="el_GR"/>
         </w:rPr>
         <w:t>1</w:t>
       </w:r>
       <w:r>
         <w:rPr>
-          <w:lang w:val="en_US" w:bidi="en_US"/>
+          <w:lang w:val="el_GR" w:bidi="el_GR"/>
         </w:rPr>
         <w:t xml:space="preserve"> Σὺ οὖν, τέκνον μου, ἐνδυναμοῦ ἐν τῇ χάριτι τῇ ἐν Χριστῷ Ἰησοῦ,</w:t>
       </w:r>
@@ -615,19 +615,19 @@
       <w:pPr/>
       <w:r>
         <w:rPr>
-          <w:lang w:val="en_US" w:bidi="en_US"/>
-        </w:rPr>
-      </w:r>
-      <w:r>
-        <w:rPr>
-          <w:vertAlign w:val="superscript"/>
-          <w:lang w:val="en_US" w:bidi="en_US"/>
+          <w:lang w:val="el_GR" w:bidi="el_GR"/>
+        </w:rPr>
+      </w:r>
+      <w:r>
+        <w:rPr>
+          <w:vertAlign w:val="superscript"/>
+          <w:lang w:val="el_GR" w:bidi="el_GR"/>
         </w:rPr>
         <w:t>2</w:t>
       </w:r>
       <w:r>
         <w:rPr>
-          <w:lang w:val="en_US" w:bidi="en_US"/>
+          <w:lang w:val="el_GR" w:bidi="el_GR"/>
         </w:rPr>
         <w:t xml:space="preserve"> καὶ ἃ ἤκουσας παρʼ ἐμοῦ διὰ πολλῶν μαρτύρων, ταῦτα παράθου πιστοῖς ἀνθρώποις, οἵτινες ἱκανοὶ ἔσονται καὶ ἑτέρους διδάξαι.</w:t>
       </w:r>
@@ -636,19 +636,19 @@
       <w:pPr/>
       <w:r>
         <w:rPr>
-          <w:lang w:val="en_US" w:bidi="en_US"/>
-        </w:rPr>
-      </w:r>
-      <w:r>
-        <w:rPr>
-          <w:vertAlign w:val="superscript"/>
-          <w:lang w:val="en_US" w:bidi="en_US"/>
+          <w:lang w:val="el_GR" w:bidi="el_GR"/>
+        </w:rPr>
+      </w:r>
+      <w:r>
+        <w:rPr>
+          <w:vertAlign w:val="superscript"/>
+          <w:lang w:val="el_GR" w:bidi="el_GR"/>
         </w:rPr>
         <w:t>3</w:t>
       </w:r>
       <w:r>
         <w:rPr>
-          <w:lang w:val="en_US" w:bidi="en_US"/>
+          <w:lang w:val="el_GR" w:bidi="el_GR"/>
         </w:rPr>
         <w:t xml:space="preserve"> συγκακοπάθησον ὡς καλὸς στρατιώτης Χριστοῦ Ἰησοῦ.</w:t>
       </w:r>
@@ -657,19 +657,19 @@
       <w:pPr/>
       <w:r>
         <w:rPr>
-          <w:lang w:val="en_US" w:bidi="en_US"/>
-        </w:rPr>
-      </w:r>
-      <w:r>
-        <w:rPr>
-          <w:vertAlign w:val="superscript"/>
-          <w:lang w:val="en_US" w:bidi="en_US"/>
+          <w:lang w:val="el_GR" w:bidi="el_GR"/>
+        </w:rPr>
+      </w:r>
+      <w:r>
+        <w:rPr>
+          <w:vertAlign w:val="superscript"/>
+          <w:lang w:val="el_GR" w:bidi="el_GR"/>
         </w:rPr>
         <w:t>4</w:t>
       </w:r>
       <w:r>
         <w:rPr>
-          <w:lang w:val="en_US" w:bidi="en_US"/>
+          <w:lang w:val="el_GR" w:bidi="el_GR"/>
         </w:rPr>
         <w:t xml:space="preserve"> οὐδεὶς στρατευόμενος ἐμπλέκεται ταῖς τοῦ βίου πραγματείαις, ἵνα τῷ στρατολογήσαντι ἀρέσῃ·</w:t>
       </w:r>
@@ -678,19 +678,19 @@
       <w:pPr/>
       <w:r>
         <w:rPr>
-          <w:lang w:val="en_US" w:bidi="en_US"/>
-        </w:rPr>
-      </w:r>
-      <w:r>
-        <w:rPr>
-          <w:vertAlign w:val="superscript"/>
-          <w:lang w:val="en_US" w:bidi="en_US"/>
+          <w:lang w:val="el_GR" w:bidi="el_GR"/>
+        </w:rPr>
+      </w:r>
+      <w:r>
+        <w:rPr>
+          <w:vertAlign w:val="superscript"/>
+          <w:lang w:val="el_GR" w:bidi="el_GR"/>
         </w:rPr>
         <w:t>5</w:t>
       </w:r>
       <w:r>
         <w:rPr>
-          <w:lang w:val="en_US" w:bidi="en_US"/>
+          <w:lang w:val="el_GR" w:bidi="el_GR"/>
         </w:rPr>
         <w:t xml:space="preserve"> ἐὰν δὲ καὶ ἀθλῇ τις, οὐ στεφανοῦται ἐὰν μὴ νομίμως ἀθλήσῃ·</w:t>
       </w:r>
@@ -699,19 +699,19 @@
       <w:pPr/>
       <w:r>
         <w:rPr>
-          <w:lang w:val="en_US" w:bidi="en_US"/>
-        </w:rPr>
-      </w:r>
-      <w:r>
-        <w:rPr>
-          <w:vertAlign w:val="superscript"/>
-          <w:lang w:val="en_US" w:bidi="en_US"/>
+          <w:lang w:val="el_GR" w:bidi="el_GR"/>
+        </w:rPr>
+      </w:r>
+      <w:r>
+        <w:rPr>
+          <w:vertAlign w:val="superscript"/>
+          <w:lang w:val="el_GR" w:bidi="el_GR"/>
         </w:rPr>
         <w:t>6</w:t>
       </w:r>
       <w:r>
         <w:rPr>
-          <w:lang w:val="en_US" w:bidi="en_US"/>
+          <w:lang w:val="el_GR" w:bidi="el_GR"/>
         </w:rPr>
         <w:t xml:space="preserve"> τὸν κοπιῶντα γεωργὸν δεῖ πρῶτον τῶν καρπῶν μεταλαμβάνειν.</w:t>
       </w:r>
@@ -720,19 +720,19 @@
       <w:pPr/>
       <w:r>
         <w:rPr>
-          <w:lang w:val="en_US" w:bidi="en_US"/>
-        </w:rPr>
-      </w:r>
-      <w:r>
-        <w:rPr>
-          <w:vertAlign w:val="superscript"/>
-          <w:lang w:val="en_US" w:bidi="en_US"/>
+          <w:lang w:val="el_GR" w:bidi="el_GR"/>
+        </w:rPr>
+      </w:r>
+      <w:r>
+        <w:rPr>
+          <w:vertAlign w:val="superscript"/>
+          <w:lang w:val="el_GR" w:bidi="el_GR"/>
         </w:rPr>
         <w:t>7</w:t>
       </w:r>
       <w:r>
         <w:rPr>
-          <w:lang w:val="en_US" w:bidi="en_US"/>
+          <w:lang w:val="el_GR" w:bidi="el_GR"/>
         </w:rPr>
         <w:t xml:space="preserve"> νόει ὃ λέγω· δώσει γάρ σοι ὁ κύριος σύνεσιν ἐν πᾶσιν.</w:t>
       </w:r>
@@ -741,19 +741,19 @@
       <w:pPr/>
       <w:r>
         <w:rPr>
-          <w:lang w:val="en_US" w:bidi="en_US"/>
-        </w:rPr>
-      </w:r>
-      <w:r>
-        <w:rPr>
-          <w:vertAlign w:val="superscript"/>
-          <w:lang w:val="en_US" w:bidi="en_US"/>
+          <w:lang w:val="el_GR" w:bidi="el_GR"/>
+        </w:rPr>
+      </w:r>
+      <w:r>
+        <w:rPr>
+          <w:vertAlign w:val="superscript"/>
+          <w:lang w:val="el_GR" w:bidi="el_GR"/>
         </w:rPr>
         <w:t>8</w:t>
       </w:r>
       <w:r>
         <w:rPr>
-          <w:lang w:val="en_US" w:bidi="en_US"/>
+          <w:lang w:val="el_GR" w:bidi="el_GR"/>
         </w:rPr>
         <w:t xml:space="preserve"> Μνημόνευε Ἰησοῦν Χριστὸν ἐγηγερμένον ἐκ νεκρῶν, ἐκ σπέρματος Δαυίδ, κατὰ τὸ εὐαγγέλιόν μου·</w:t>
       </w:r>
@@ -762,19 +762,19 @@
       <w:pPr/>
       <w:r>
         <w:rPr>
-          <w:lang w:val="en_US" w:bidi="en_US"/>
-        </w:rPr>
-      </w:r>
-      <w:r>
-        <w:rPr>
-          <w:vertAlign w:val="superscript"/>
-          <w:lang w:val="en_US" w:bidi="en_US"/>
+          <w:lang w:val="el_GR" w:bidi="el_GR"/>
+        </w:rPr>
+      </w:r>
+      <w:r>
+        <w:rPr>
+          <w:vertAlign w:val="superscript"/>
+          <w:lang w:val="el_GR" w:bidi="el_GR"/>
         </w:rPr>
         <w:t>9</w:t>
       </w:r>
       <w:r>
         <w:rPr>
-          <w:lang w:val="en_US" w:bidi="en_US"/>
+          <w:lang w:val="el_GR" w:bidi="el_GR"/>
         </w:rPr>
         <w:t xml:space="preserve"> ἐν ᾧ κακοπαθῶ μέχρι δεσμῶν ὡς κακοῦργος. ἀλλὰ ὁ λόγος τοῦ θεοῦ οὐ δέδεται·</w:t>
       </w:r>
@@ -783,19 +783,19 @@
       <w:pPr/>
       <w:r>
         <w:rPr>
-          <w:lang w:val="en_US" w:bidi="en_US"/>
-        </w:rPr>
-      </w:r>
-      <w:r>
-        <w:rPr>
-          <w:vertAlign w:val="superscript"/>
-          <w:lang w:val="en_US" w:bidi="en_US"/>
+          <w:lang w:val="el_GR" w:bidi="el_GR"/>
+        </w:rPr>
+      </w:r>
+      <w:r>
+        <w:rPr>
+          <w:vertAlign w:val="superscript"/>
+          <w:lang w:val="el_GR" w:bidi="el_GR"/>
         </w:rPr>
         <w:t>10</w:t>
       </w:r>
       <w:r>
         <w:rPr>
-          <w:lang w:val="en_US" w:bidi="en_US"/>
+          <w:lang w:val="el_GR" w:bidi="el_GR"/>
         </w:rPr>
         <w:t xml:space="preserve"> διὰ τοῦτο πάντα ὑπομένω διὰ τοὺς ἐκλεκτούς, ἵνα καὶ αὐτοὶ σωτηρίας τύχωσιν τῆς ἐν Χριστῷ Ἰησοῦ μετὰ δόξης αἰωνίου.</w:t>
       </w:r>
@@ -804,19 +804,19 @@
       <w:pPr/>
       <w:r>
         <w:rPr>
-          <w:lang w:val="en_US" w:bidi="en_US"/>
-        </w:rPr>
-      </w:r>
-      <w:r>
-        <w:rPr>
-          <w:vertAlign w:val="superscript"/>
-          <w:lang w:val="en_US" w:bidi="en_US"/>
+          <w:lang w:val="el_GR" w:bidi="el_GR"/>
+        </w:rPr>
+      </w:r>
+      <w:r>
+        <w:rPr>
+          <w:vertAlign w:val="superscript"/>
+          <w:lang w:val="el_GR" w:bidi="el_GR"/>
         </w:rPr>
         <w:t>11</w:t>
       </w:r>
       <w:r>
         <w:rPr>
-          <w:lang w:val="en_US" w:bidi="en_US"/>
+          <w:lang w:val="el_GR" w:bidi="el_GR"/>
         </w:rPr>
         <w:t xml:space="preserve"> πιστὸς ὁ λόγος· εἰ γὰρ συναπεθάνομεν, καὶ συζήσομεν·</w:t>
       </w:r>
@@ -825,19 +825,19 @@
       <w:pPr/>
       <w:r>
         <w:rPr>
-          <w:lang w:val="en_US" w:bidi="en_US"/>
-        </w:rPr>
-      </w:r>
-      <w:r>
-        <w:rPr>
-          <w:vertAlign w:val="superscript"/>
-          <w:lang w:val="en_US" w:bidi="en_US"/>
+          <w:lang w:val="el_GR" w:bidi="el_GR"/>
+        </w:rPr>
+      </w:r>
+      <w:r>
+        <w:rPr>
+          <w:vertAlign w:val="superscript"/>
+          <w:lang w:val="el_GR" w:bidi="el_GR"/>
         </w:rPr>
         <w:t>12</w:t>
       </w:r>
       <w:r>
         <w:rPr>
-          <w:lang w:val="en_US" w:bidi="en_US"/>
+          <w:lang w:val="el_GR" w:bidi="el_GR"/>
         </w:rPr>
         <w:t xml:space="preserve"> εἰ ὑπομένομεν, καὶ συμβασιλεύσομεν· εἰ ἀρνησόμεθα, κἀκεῖνος ἀρνήσεται ἡμᾶς·</w:t>
       </w:r>
@@ -846,19 +846,19 @@
       <w:pPr/>
       <w:r>
         <w:rPr>
-          <w:lang w:val="en_US" w:bidi="en_US"/>
-        </w:rPr>
-      </w:r>
-      <w:r>
-        <w:rPr>
-          <w:vertAlign w:val="superscript"/>
-          <w:lang w:val="en_US" w:bidi="en_US"/>
+          <w:lang w:val="el_GR" w:bidi="el_GR"/>
+        </w:rPr>
+      </w:r>
+      <w:r>
+        <w:rPr>
+          <w:vertAlign w:val="superscript"/>
+          <w:lang w:val="el_GR" w:bidi="el_GR"/>
         </w:rPr>
         <w:t>13</w:t>
       </w:r>
       <w:r>
         <w:rPr>
-          <w:lang w:val="en_US" w:bidi="en_US"/>
+          <w:lang w:val="el_GR" w:bidi="el_GR"/>
         </w:rPr>
         <w:t xml:space="preserve"> εἰ ἀπιστοῦμεν, ἐκεῖνος πιστὸς μένει· ἀρνήσασθαι ἑαυτὸν οὐ δύναται.</w:t>
       </w:r>
@@ -867,19 +867,19 @@
       <w:pPr/>
       <w:r>
         <w:rPr>
-          <w:lang w:val="en_US" w:bidi="en_US"/>
-        </w:rPr>
-      </w:r>
-      <w:r>
-        <w:rPr>
-          <w:vertAlign w:val="superscript"/>
-          <w:lang w:val="en_US" w:bidi="en_US"/>
+          <w:lang w:val="el_GR" w:bidi="el_GR"/>
+        </w:rPr>
+      </w:r>
+      <w:r>
+        <w:rPr>
+          <w:vertAlign w:val="superscript"/>
+          <w:lang w:val="el_GR" w:bidi="el_GR"/>
         </w:rPr>
         <w:t>14</w:t>
       </w:r>
       <w:r>
         <w:rPr>
-          <w:lang w:val="en_US" w:bidi="en_US"/>
+          <w:lang w:val="el_GR" w:bidi="el_GR"/>
         </w:rPr>
         <w:t xml:space="preserve"> Ταῦτα ὑπομίμνῃσκε, διαμαρτυρόμενος ἐνώπιον τοῦ κυρίου, μὴ λογομαχεῖν, ἐπʼ οὐδὲν χρήσιμον, ἐπὶ καταστροφῇ τῶν ἀκουόντων.</w:t>
       </w:r>
@@ -888,19 +888,19 @@
       <w:pPr/>
       <w:r>
         <w:rPr>
-          <w:lang w:val="en_US" w:bidi="en_US"/>
-        </w:rPr>
-      </w:r>
-      <w:r>
-        <w:rPr>
-          <w:vertAlign w:val="superscript"/>
-          <w:lang w:val="en_US" w:bidi="en_US"/>
+          <w:lang w:val="el_GR" w:bidi="el_GR"/>
+        </w:rPr>
+      </w:r>
+      <w:r>
+        <w:rPr>
+          <w:vertAlign w:val="superscript"/>
+          <w:lang w:val="el_GR" w:bidi="el_GR"/>
         </w:rPr>
         <w:t>15</w:t>
       </w:r>
       <w:r>
         <w:rPr>
-          <w:lang w:val="en_US" w:bidi="en_US"/>
+          <w:lang w:val="el_GR" w:bidi="el_GR"/>
         </w:rPr>
         <w:t xml:space="preserve"> σπούδασον σεαυτὸν δόκιμον παραστῆσαι τῷ θεῷ, ἐργάτην ἀνεπαίσχυντον, ὀρθοτομοῦντα τὸν λόγον τῆς ἀληθείας.</w:t>
       </w:r>
@@ -909,19 +909,19 @@
       <w:pPr/>
       <w:r>
         <w:rPr>
-          <w:lang w:val="en_US" w:bidi="en_US"/>
-        </w:rPr>
-      </w:r>
-      <w:r>
-        <w:rPr>
-          <w:vertAlign w:val="superscript"/>
-          <w:lang w:val="en_US" w:bidi="en_US"/>
+          <w:lang w:val="el_GR" w:bidi="el_GR"/>
+        </w:rPr>
+      </w:r>
+      <w:r>
+        <w:rPr>
+          <w:vertAlign w:val="superscript"/>
+          <w:lang w:val="el_GR" w:bidi="el_GR"/>
         </w:rPr>
         <w:t>16</w:t>
       </w:r>
       <w:r>
         <w:rPr>
-          <w:lang w:val="en_US" w:bidi="en_US"/>
+          <w:lang w:val="el_GR" w:bidi="el_GR"/>
         </w:rPr>
         <w:t xml:space="preserve"> τὰς δὲ βεβήλους κενοφωνίας περιΐστασο· ἐπὶ πλεῖον γὰρ προκόψουσιν ἀσεβείας,</w:t>
       </w:r>
@@ -930,19 +930,19 @@
       <w:pPr/>
       <w:r>
         <w:rPr>
-          <w:lang w:val="en_US" w:bidi="en_US"/>
-        </w:rPr>
-      </w:r>
-      <w:r>
-        <w:rPr>
-          <w:vertAlign w:val="superscript"/>
-          <w:lang w:val="en_US" w:bidi="en_US"/>
+          <w:lang w:val="el_GR" w:bidi="el_GR"/>
+        </w:rPr>
+      </w:r>
+      <w:r>
+        <w:rPr>
+          <w:vertAlign w:val="superscript"/>
+          <w:lang w:val="el_GR" w:bidi="el_GR"/>
         </w:rPr>
         <w:t>17</w:t>
       </w:r>
       <w:r>
         <w:rPr>
-          <w:lang w:val="en_US" w:bidi="en_US"/>
+          <w:lang w:val="el_GR" w:bidi="el_GR"/>
         </w:rPr>
         <w:t xml:space="preserve"> καὶ ὁ λόγος αὐτῶν ὡς γάγγραινα νομὴν ἕξει· ὧν ἐστιν Ὑμέναιος καὶ Φίλητος,</w:t>
       </w:r>
@@ -951,19 +951,19 @@
       <w:pPr/>
       <w:r>
         <w:rPr>
-          <w:lang w:val="en_US" w:bidi="en_US"/>
-        </w:rPr>
-      </w:r>
-      <w:r>
-        <w:rPr>
-          <w:vertAlign w:val="superscript"/>
-          <w:lang w:val="en_US" w:bidi="en_US"/>
+          <w:lang w:val="el_GR" w:bidi="el_GR"/>
+        </w:rPr>
+      </w:r>
+      <w:r>
+        <w:rPr>
+          <w:vertAlign w:val="superscript"/>
+          <w:lang w:val="el_GR" w:bidi="el_GR"/>
         </w:rPr>
         <w:t>18</w:t>
       </w:r>
       <w:r>
         <w:rPr>
-          <w:lang w:val="en_US" w:bidi="en_US"/>
+          <w:lang w:val="el_GR" w:bidi="el_GR"/>
         </w:rPr>
         <w:t xml:space="preserve"> οἵτινες περὶ τὴν ἀλήθειαν ἠστόχησαν, λέγοντες ἀνάστασιν ἤδη γεγονέναι, καὶ ἀνατρέπουσιν τήν τινων πίστιν.</w:t>
       </w:r>
@@ -972,19 +972,19 @@
       <w:pPr/>
       <w:r>
         <w:rPr>
-          <w:lang w:val="en_US" w:bidi="en_US"/>
-        </w:rPr>
-      </w:r>
-      <w:r>
-        <w:rPr>
-          <w:vertAlign w:val="superscript"/>
-          <w:lang w:val="en_US" w:bidi="en_US"/>
+          <w:lang w:val="el_GR" w:bidi="el_GR"/>
+        </w:rPr>
+      </w:r>
+      <w:r>
+        <w:rPr>
+          <w:vertAlign w:val="superscript"/>
+          <w:lang w:val="el_GR" w:bidi="el_GR"/>
         </w:rPr>
         <w:t>19</w:t>
       </w:r>
       <w:r>
         <w:rPr>
-          <w:lang w:val="en_US" w:bidi="en_US"/>
+          <w:lang w:val="el_GR" w:bidi="el_GR"/>
         </w:rPr>
         <w:t xml:space="preserve"> ὁ μέντοι στερεὸς θεμέλιος τοῦ θεοῦ ἕστηκεν, ἔχων τὴν σφραγῖδα ταύτην· Ἔγνω κύριος τοὺς ὄντας αὐτοῦ, καί· Ἀποστήτω ἀπὸ ἀδικίας πᾶς ὁ ὀνομάζων τὸ ὄνομα κυρίου.</w:t>
       </w:r>
@@ -993,19 +993,19 @@
       <w:pPr/>
       <w:r>
         <w:rPr>
-          <w:lang w:val="en_US" w:bidi="en_US"/>
-        </w:rPr>
-      </w:r>
-      <w:r>
-        <w:rPr>
-          <w:vertAlign w:val="superscript"/>
-          <w:lang w:val="en_US" w:bidi="en_US"/>
+          <w:lang w:val="el_GR" w:bidi="el_GR"/>
+        </w:rPr>
+      </w:r>
+      <w:r>
+        <w:rPr>
+          <w:vertAlign w:val="superscript"/>
+          <w:lang w:val="el_GR" w:bidi="el_GR"/>
         </w:rPr>
         <w:t>20</w:t>
       </w:r>
       <w:r>
         <w:rPr>
-          <w:lang w:val="en_US" w:bidi="en_US"/>
+          <w:lang w:val="el_GR" w:bidi="el_GR"/>
         </w:rPr>
         <w:t xml:space="preserve"> Ἐν μεγάλῃ δὲ οἰκίᾳ οὐκ ἔστιν μόνον σκεύη χρυσᾶ καὶ ἀργυρᾶ ἀλλὰ καὶ ξύλινα καὶ ὀστράκινα, καὶ ἃ μὲν εἰς τιμὴν ἃ δὲ εἰς ἀτιμίαν·</w:t>
       </w:r>
@@ -1014,19 +1014,19 @@
       <w:pPr/>
       <w:r>
         <w:rPr>
-          <w:lang w:val="en_US" w:bidi="en_US"/>
-        </w:rPr>
-      </w:r>
-      <w:r>
-        <w:rPr>
-          <w:vertAlign w:val="superscript"/>
-          <w:lang w:val="en_US" w:bidi="en_US"/>
+          <w:lang w:val="el_GR" w:bidi="el_GR"/>
+        </w:rPr>
+      </w:r>
+      <w:r>
+        <w:rPr>
+          <w:vertAlign w:val="superscript"/>
+          <w:lang w:val="el_GR" w:bidi="el_GR"/>
         </w:rPr>
         <w:t>21</w:t>
       </w:r>
       <w:r>
         <w:rPr>
-          <w:lang w:val="en_US" w:bidi="en_US"/>
+          <w:lang w:val="el_GR" w:bidi="el_GR"/>
         </w:rPr>
         <w:t xml:space="preserve"> ἐὰν οὖν τις ἐκκαθάρῃ ἑαυτὸν ἀπὸ τούτων, ἔσται σκεῦος εἰς τιμήν, ἡγιασμένον, εὔχρηστον τῷ δεσπότῃ, εἰς πᾶν ἔργον ἀγαθὸν ἡτοιμασμένον.</w:t>
       </w:r>
@@ -1035,19 +1035,19 @@
       <w:pPr/>
       <w:r>
         <w:rPr>
-          <w:lang w:val="en_US" w:bidi="en_US"/>
-        </w:rPr>
-      </w:r>
-      <w:r>
-        <w:rPr>
-          <w:vertAlign w:val="superscript"/>
-          <w:lang w:val="en_US" w:bidi="en_US"/>
+          <w:lang w:val="el_GR" w:bidi="el_GR"/>
+        </w:rPr>
+      </w:r>
+      <w:r>
+        <w:rPr>
+          <w:vertAlign w:val="superscript"/>
+          <w:lang w:val="el_GR" w:bidi="el_GR"/>
         </w:rPr>
         <w:t>22</w:t>
       </w:r>
       <w:r>
         <w:rPr>
-          <w:lang w:val="en_US" w:bidi="en_US"/>
+          <w:lang w:val="el_GR" w:bidi="el_GR"/>
         </w:rPr>
         <w:t xml:space="preserve"> τὰς δὲ νεωτερικὰς ἐπιθυμίας φεῦγε, δίωκε δὲ δικαιοσύνην, πίστιν, ἀγάπην, εἰρήνην μετὰ τῶν ἐπικαλουμένων τὸν κύριον ἐκ καθαρᾶς καρδίας.</w:t>
       </w:r>
@@ -1056,19 +1056,19 @@
       <w:pPr/>
       <w:r>
         <w:rPr>
-          <w:lang w:val="en_US" w:bidi="en_US"/>
-        </w:rPr>
-      </w:r>
-      <w:r>
-        <w:rPr>
-          <w:vertAlign w:val="superscript"/>
-          <w:lang w:val="en_US" w:bidi="en_US"/>
+          <w:lang w:val="el_GR" w:bidi="el_GR"/>
+        </w:rPr>
+      </w:r>
+      <w:r>
+        <w:rPr>
+          <w:vertAlign w:val="superscript"/>
+          <w:lang w:val="el_GR" w:bidi="el_GR"/>
         </w:rPr>
         <w:t>23</w:t>
       </w:r>
       <w:r>
         <w:rPr>
-          <w:lang w:val="en_US" w:bidi="en_US"/>
+          <w:lang w:val="el_GR" w:bidi="el_GR"/>
         </w:rPr>
         <w:t xml:space="preserve"> τὰς δὲ μωρὰς καὶ ἀπαιδεύτους ζητήσεις παραιτοῦ, εἰδὼς ὅτι γεννῶσι μάχας·</w:t>
       </w:r>
@@ -1077,19 +1077,19 @@
       <w:pPr/>
       <w:r>
         <w:rPr>
-          <w:lang w:val="en_US" w:bidi="en_US"/>
-        </w:rPr>
-      </w:r>
-      <w:r>
-        <w:rPr>
-          <w:vertAlign w:val="superscript"/>
-          <w:lang w:val="en_US" w:bidi="en_US"/>
+          <w:lang w:val="el_GR" w:bidi="el_GR"/>
+        </w:rPr>
+      </w:r>
+      <w:r>
+        <w:rPr>
+          <w:vertAlign w:val="superscript"/>
+          <w:lang w:val="el_GR" w:bidi="el_GR"/>
         </w:rPr>
         <w:t>24</w:t>
       </w:r>
       <w:r>
         <w:rPr>
-          <w:lang w:val="en_US" w:bidi="en_US"/>
+          <w:lang w:val="el_GR" w:bidi="el_GR"/>
         </w:rPr>
         <w:t xml:space="preserve"> δοῦλον δὲ κυρίου οὐ δεῖ μάχεσθαι, ἀλλὰ ἤπιον εἶναι πρὸς πάντας, διδακτικόν, ἀνεξίκακον,</w:t>
       </w:r>
@@ -1098,19 +1098,19 @@
       <w:pPr/>
       <w:r>
         <w:rPr>
-          <w:lang w:val="en_US" w:bidi="en_US"/>
-        </w:rPr>
-      </w:r>
-      <w:r>
-        <w:rPr>
-          <w:vertAlign w:val="superscript"/>
-          <w:lang w:val="en_US" w:bidi="en_US"/>
+          <w:lang w:val="el_GR" w:bidi="el_GR"/>
+        </w:rPr>
+      </w:r>
+      <w:r>
+        <w:rPr>
+          <w:vertAlign w:val="superscript"/>
+          <w:lang w:val="el_GR" w:bidi="el_GR"/>
         </w:rPr>
         <w:t>25</w:t>
       </w:r>
       <w:r>
         <w:rPr>
-          <w:lang w:val="en_US" w:bidi="en_US"/>
+          <w:lang w:val="el_GR" w:bidi="el_GR"/>
         </w:rPr>
         <w:t xml:space="preserve"> ἐν πραΰτητι παιδεύοντα τοὺς ἀντιδιατιθεμένους, μήποτε δώῃ αὐτοῖς ὁ θεὸς μετάνοιαν εἰς ἐπίγνωσιν ἀληθείας,</w:t>
       </w:r>
@@ -1119,19 +1119,19 @@
       <w:pPr/>
       <w:r>
         <w:rPr>
-          <w:lang w:val="en_US" w:bidi="en_US"/>
-        </w:rPr>
-      </w:r>
-      <w:r>
-        <w:rPr>
-          <w:vertAlign w:val="superscript"/>
-          <w:lang w:val="en_US" w:bidi="en_US"/>
+          <w:lang w:val="el_GR" w:bidi="el_GR"/>
+        </w:rPr>
+      </w:r>
+      <w:r>
+        <w:rPr>
+          <w:vertAlign w:val="superscript"/>
+          <w:lang w:val="el_GR" w:bidi="el_GR"/>
         </w:rPr>
         <w:t>26</w:t>
       </w:r>
       <w:r>
         <w:rPr>
-          <w:lang w:val="en_US" w:bidi="en_US"/>
+          <w:lang w:val="el_GR" w:bidi="el_GR"/>
         </w:rPr>
         <w:t xml:space="preserve"> καὶ ἀνανήψωσιν ἐκ τῆς τοῦ διαβόλου παγίδος, ἐζωγρημένοι ὑπʼ αὐτοῦ εἰς τὸ ἐκείνου θέλημα.</w:t>
       </w:r>
@@ -1142,33 +1142,33 @@
       </w:pPr>
       <w:r>
         <w:rPr>
-          <w:lang w:val="en_US" w:bidi="en_US"/>
+          <w:lang w:val="el_GR" w:bidi="el_GR"/>
         </w:rPr>
         <w:t>2 Timothy 3:1</w:t>
       </w:r>
       <w:r>
         <w:rPr>
-          <w:lang w:val="en_US" w:bidi="en_US"/>
-        </w:rPr>
-      </w:r>
-    </w:p>
-    <w:p>
-      <w:pPr/>
-      <w:r>
-        <w:rPr>
-          <w:lang w:val="en_US" w:bidi="en_US"/>
-        </w:rPr>
-      </w:r>
-      <w:r>
-        <w:rPr>
-          <w:vertAlign w:val="superscript"/>
-          <w:lang w:val="en_US" w:bidi="en_US"/>
+          <w:lang w:val="el_GR" w:bidi="el_GR"/>
+        </w:rPr>
+      </w:r>
+    </w:p>
+    <w:p>
+      <w:pPr/>
+      <w:r>
+        <w:rPr>
+          <w:lang w:val="el_GR" w:bidi="el_GR"/>
+        </w:rPr>
+      </w:r>
+      <w:r>
+        <w:rPr>
+          <w:vertAlign w:val="superscript"/>
+          <w:lang w:val="el_GR" w:bidi="el_GR"/>
         </w:rPr>
         <w:t>1</w:t>
       </w:r>
       <w:r>
         <w:rPr>
-          <w:lang w:val="en_US" w:bidi="en_US"/>
+          <w:lang w:val="el_GR" w:bidi="el_GR"/>
         </w:rPr>
         <w:t xml:space="preserve"> Τοῦτο δὲ γίνωσκε ὅτι ἐν ἐσχάταις ἡμέραις ἐνστήσονται καιροὶ χαλεποί·</w:t>
       </w:r>
@@ -1177,19 +1177,19 @@
       <w:pPr/>
       <w:r>
         <w:rPr>
-          <w:lang w:val="en_US" w:bidi="en_US"/>
-        </w:rPr>
-      </w:r>
-      <w:r>
-        <w:rPr>
-          <w:vertAlign w:val="superscript"/>
-          <w:lang w:val="en_US" w:bidi="en_US"/>
+          <w:lang w:val="el_GR" w:bidi="el_GR"/>
+        </w:rPr>
+      </w:r>
+      <w:r>
+        <w:rPr>
+          <w:vertAlign w:val="superscript"/>
+          <w:lang w:val="el_GR" w:bidi="el_GR"/>
         </w:rPr>
         <w:t>2</w:t>
       </w:r>
       <w:r>
         <w:rPr>
-          <w:lang w:val="en_US" w:bidi="en_US"/>
+          <w:lang w:val="el_GR" w:bidi="el_GR"/>
         </w:rPr>
         <w:t xml:space="preserve"> ἔσονται γὰρ οἱ ἄνθρωποι φίλαυτοι, φιλάργυροι, ἀλαζόνες, ὑπερήφανοι, βλάσφημοι, γονεῦσιν ἀπειθεῖς, ἀχάριστοι, ἀνόσιοι,</w:t>
       </w:r>
@@ -1198,19 +1198,19 @@
       <w:pPr/>
       <w:r>
         <w:rPr>
-          <w:lang w:val="en_US" w:bidi="en_US"/>
-        </w:rPr>
-      </w:r>
-      <w:r>
-        <w:rPr>
-          <w:vertAlign w:val="superscript"/>
-          <w:lang w:val="en_US" w:bidi="en_US"/>
+          <w:lang w:val="el_GR" w:bidi="el_GR"/>
+        </w:rPr>
+      </w:r>
+      <w:r>
+        <w:rPr>
+          <w:vertAlign w:val="superscript"/>
+          <w:lang w:val="el_GR" w:bidi="el_GR"/>
         </w:rPr>
         <w:t>3</w:t>
       </w:r>
       <w:r>
         <w:rPr>
-          <w:lang w:val="en_US" w:bidi="en_US"/>
+          <w:lang w:val="el_GR" w:bidi="el_GR"/>
         </w:rPr>
         <w:t xml:space="preserve"> ἄστοργοι, ἄσπονδοι, διάβολοι, ἀκρατεῖς, ἀνήμεροι, ἀφιλάγαθοι,</w:t>
       </w:r>
@@ -1219,19 +1219,19 @@
       <w:pPr/>
       <w:r>
         <w:rPr>
-          <w:lang w:val="en_US" w:bidi="en_US"/>
-        </w:rPr>
-      </w:r>
-      <w:r>
-        <w:rPr>
-          <w:vertAlign w:val="superscript"/>
-          <w:lang w:val="en_US" w:bidi="en_US"/>
+          <w:lang w:val="el_GR" w:bidi="el_GR"/>
+        </w:rPr>
+      </w:r>
+      <w:r>
+        <w:rPr>
+          <w:vertAlign w:val="superscript"/>
+          <w:lang w:val="el_GR" w:bidi="el_GR"/>
         </w:rPr>
         <w:t>4</w:t>
       </w:r>
       <w:r>
         <w:rPr>
-          <w:lang w:val="en_US" w:bidi="en_US"/>
+          <w:lang w:val="el_GR" w:bidi="el_GR"/>
         </w:rPr>
         <w:t xml:space="preserve"> προδόται, προπετεῖς, τετυφωμένοι, φιλήδονοι μᾶλλον ἢ φιλόθεοι,</w:t>
       </w:r>
@@ -1240,19 +1240,19 @@
       <w:pPr/>
       <w:r>
         <w:rPr>
-          <w:lang w:val="en_US" w:bidi="en_US"/>
-        </w:rPr>
-      </w:r>
-      <w:r>
-        <w:rPr>
-          <w:vertAlign w:val="superscript"/>
-          <w:lang w:val="en_US" w:bidi="en_US"/>
+          <w:lang w:val="el_GR" w:bidi="el_GR"/>
+        </w:rPr>
+      </w:r>
+      <w:r>
+        <w:rPr>
+          <w:vertAlign w:val="superscript"/>
+          <w:lang w:val="el_GR" w:bidi="el_GR"/>
         </w:rPr>
         <w:t>5</w:t>
       </w:r>
       <w:r>
         <w:rPr>
-          <w:lang w:val="en_US" w:bidi="en_US"/>
+          <w:lang w:val="el_GR" w:bidi="el_GR"/>
         </w:rPr>
         <w:t xml:space="preserve"> ἔχοντες μόρφωσιν εὐσεβείας τὴν δὲ δύναμιν αὐτῆς ἠρνημένοι· καὶ τούτους ἀποτρέπου.</w:t>
       </w:r>
@@ -1261,19 +1261,19 @@
       <w:pPr/>
       <w:r>
         <w:rPr>
-          <w:lang w:val="en_US" w:bidi="en_US"/>
-        </w:rPr>
-      </w:r>
-      <w:r>
-        <w:rPr>
-          <w:vertAlign w:val="superscript"/>
-          <w:lang w:val="en_US" w:bidi="en_US"/>
+          <w:lang w:val="el_GR" w:bidi="el_GR"/>
+        </w:rPr>
+      </w:r>
+      <w:r>
+        <w:rPr>
+          <w:vertAlign w:val="superscript"/>
+          <w:lang w:val="el_GR" w:bidi="el_GR"/>
         </w:rPr>
         <w:t>6</w:t>
       </w:r>
       <w:r>
         <w:rPr>
-          <w:lang w:val="en_US" w:bidi="en_US"/>
+          <w:lang w:val="el_GR" w:bidi="el_GR"/>
         </w:rPr>
         <w:t xml:space="preserve"> ἐκ τούτων γάρ εἰσιν οἱ ἐνδύνοντες εἰς τὰς οἰκίας καὶ αἰχμαλωτίζοντες γυναικάρια σεσωρευμένα ἁμαρτίαις, ἀγόμενα ἐπιθυμίαις ποικίλαις,</w:t>
       </w:r>
@@ -1282,19 +1282,19 @@
       <w:pPr/>
       <w:r>
         <w:rPr>
-          <w:lang w:val="en_US" w:bidi="en_US"/>
-        </w:rPr>
-      </w:r>
-      <w:r>
-        <w:rPr>
-          <w:vertAlign w:val="superscript"/>
-          <w:lang w:val="en_US" w:bidi="en_US"/>
+          <w:lang w:val="el_GR" w:bidi="el_GR"/>
+        </w:rPr>
+      </w:r>
+      <w:r>
+        <w:rPr>
+          <w:vertAlign w:val="superscript"/>
+          <w:lang w:val="el_GR" w:bidi="el_GR"/>
         </w:rPr>
         <w:t>7</w:t>
       </w:r>
       <w:r>
         <w:rPr>
-          <w:lang w:val="en_US" w:bidi="en_US"/>
+          <w:lang w:val="el_GR" w:bidi="el_GR"/>
         </w:rPr>
         <w:t xml:space="preserve"> πάντοτε μανθάνοντα καὶ μηδέποτε εἰς ἐπίγνωσιν ἀληθείας ἐλθεῖν δυνάμενα.</w:t>
       </w:r>
@@ -1303,19 +1303,19 @@
       <w:pPr/>
       <w:r>
         <w:rPr>
-          <w:lang w:val="en_US" w:bidi="en_US"/>
-        </w:rPr>
-      </w:r>
-      <w:r>
-        <w:rPr>
-          <w:vertAlign w:val="superscript"/>
-          <w:lang w:val="en_US" w:bidi="en_US"/>
+          <w:lang w:val="el_GR" w:bidi="el_GR"/>
+        </w:rPr>
+      </w:r>
+      <w:r>
+        <w:rPr>
+          <w:vertAlign w:val="superscript"/>
+          <w:lang w:val="el_GR" w:bidi="el_GR"/>
         </w:rPr>
         <w:t>8</w:t>
       </w:r>
       <w:r>
         <w:rPr>
-          <w:lang w:val="en_US" w:bidi="en_US"/>
+          <w:lang w:val="el_GR" w:bidi="el_GR"/>
         </w:rPr>
         <w:t xml:space="preserve"> ὃν τρόπον δὲ Ἰάννης καὶ Ἰαμβρῆς ἀντέστησαν Μωϋσεῖ, οὕτως καὶ οὗτοι ἀνθίστανται τῇ ἀληθείᾳ, ἄνθρωποι κατεφθαρμένοι τὸν νοῦν, ἀδόκιμοι περὶ τὴν πίστιν.</w:t>
       </w:r>
@@ -1324,19 +1324,19 @@
       <w:pPr/>
       <w:r>
         <w:rPr>
-          <w:lang w:val="en_US" w:bidi="en_US"/>
-        </w:rPr>
-      </w:r>
-      <w:r>
-        <w:rPr>
-          <w:vertAlign w:val="superscript"/>
-          <w:lang w:val="en_US" w:bidi="en_US"/>
+          <w:lang w:val="el_GR" w:bidi="el_GR"/>
+        </w:rPr>
+      </w:r>
+      <w:r>
+        <w:rPr>
+          <w:vertAlign w:val="superscript"/>
+          <w:lang w:val="el_GR" w:bidi="el_GR"/>
         </w:rPr>
         <w:t>9</w:t>
       </w:r>
       <w:r>
         <w:rPr>
-          <w:lang w:val="en_US" w:bidi="en_US"/>
+          <w:lang w:val="el_GR" w:bidi="el_GR"/>
         </w:rPr>
         <w:t xml:space="preserve"> ἀλλʼ οὐ προκόψουσιν ἐπὶ πλεῖον, ἡ γὰρ ἄνοια αὐτῶν ἔκδηλος ἔσται πᾶσιν, ὡς καὶ ἡ ἐκείνων ἐγένετο.</w:t>
       </w:r>
@@ -1345,19 +1345,19 @@
       <w:pPr/>
       <w:r>
         <w:rPr>
-          <w:lang w:val="en_US" w:bidi="en_US"/>
-        </w:rPr>
-      </w:r>
-      <w:r>
-        <w:rPr>
-          <w:vertAlign w:val="superscript"/>
-          <w:lang w:val="en_US" w:bidi="en_US"/>
+          <w:lang w:val="el_GR" w:bidi="el_GR"/>
+        </w:rPr>
+      </w:r>
+      <w:r>
+        <w:rPr>
+          <w:vertAlign w:val="superscript"/>
+          <w:lang w:val="el_GR" w:bidi="el_GR"/>
         </w:rPr>
         <w:t>10</w:t>
       </w:r>
       <w:r>
         <w:rPr>
-          <w:lang w:val="en_US" w:bidi="en_US"/>
+          <w:lang w:val="el_GR" w:bidi="el_GR"/>
         </w:rPr>
         <w:t xml:space="preserve"> Σὺ δὲ παρηκολούθησάς μου τῇ διδασκαλίᾳ, τῇ ἀγωγῇ, τῇ προθέσει, τῇ πίστει, τῇ μακροθυμίᾳ, τῇ ἀγάπῃ, τῇ ὑπομονῇ,</w:t>
       </w:r>
@@ -1366,19 +1366,19 @@
       <w:pPr/>
       <w:r>
         <w:rPr>
-          <w:lang w:val="en_US" w:bidi="en_US"/>
-        </w:rPr>
-      </w:r>
-      <w:r>
-        <w:rPr>
-          <w:vertAlign w:val="superscript"/>
-          <w:lang w:val="en_US" w:bidi="en_US"/>
+          <w:lang w:val="el_GR" w:bidi="el_GR"/>
+        </w:rPr>
+      </w:r>
+      <w:r>
+        <w:rPr>
+          <w:vertAlign w:val="superscript"/>
+          <w:lang w:val="el_GR" w:bidi="el_GR"/>
         </w:rPr>
         <w:t>11</w:t>
       </w:r>
       <w:r>
         <w:rPr>
-          <w:lang w:val="en_US" w:bidi="en_US"/>
+          <w:lang w:val="el_GR" w:bidi="el_GR"/>
         </w:rPr>
         <w:t xml:space="preserve"> τοῖς διωγμοῖς, τοῖς παθήμασιν, οἷά μοι ἐγένετο ἐν Ἀντιοχείᾳ, ἐν Ἰκονίῳ, ἐν Λύστροις, οἵους διωγμοὺς ὑπήνεγκα· καὶ ἐκ πάντων με ἐρρύσατο ὁ κύριος.</w:t>
       </w:r>
@@ -1387,19 +1387,19 @@
       <w:pPr/>
       <w:r>
         <w:rPr>
-          <w:lang w:val="en_US" w:bidi="en_US"/>
-        </w:rPr>
-      </w:r>
-      <w:r>
-        <w:rPr>
-          <w:vertAlign w:val="superscript"/>
-          <w:lang w:val="en_US" w:bidi="en_US"/>
+          <w:lang w:val="el_GR" w:bidi="el_GR"/>
+        </w:rPr>
+      </w:r>
+      <w:r>
+        <w:rPr>
+          <w:vertAlign w:val="superscript"/>
+          <w:lang w:val="el_GR" w:bidi="el_GR"/>
         </w:rPr>
         <w:t>12</w:t>
       </w:r>
       <w:r>
         <w:rPr>
-          <w:lang w:val="en_US" w:bidi="en_US"/>
+          <w:lang w:val="el_GR" w:bidi="el_GR"/>
         </w:rPr>
         <w:t xml:space="preserve"> καὶ πάντες δὲ οἱ θέλοντες ζῆν εὐσεβῶς ἐν Χριστῷ Ἰησοῦ διωχθήσονται·</w:t>
       </w:r>
@@ -1408,19 +1408,19 @@
       <w:pPr/>
       <w:r>
         <w:rPr>
-          <w:lang w:val="en_US" w:bidi="en_US"/>
-        </w:rPr>
-      </w:r>
-      <w:r>
-        <w:rPr>
-          <w:vertAlign w:val="superscript"/>
-          <w:lang w:val="en_US" w:bidi="en_US"/>
+          <w:lang w:val="el_GR" w:bidi="el_GR"/>
+        </w:rPr>
+      </w:r>
+      <w:r>
+        <w:rPr>
+          <w:vertAlign w:val="superscript"/>
+          <w:lang w:val="el_GR" w:bidi="el_GR"/>
         </w:rPr>
         <w:t>13</w:t>
       </w:r>
       <w:r>
         <w:rPr>
-          <w:lang w:val="en_US" w:bidi="en_US"/>
+          <w:lang w:val="el_GR" w:bidi="el_GR"/>
         </w:rPr>
         <w:t xml:space="preserve"> πονηροὶ δὲ ἄνθρωποι καὶ γόητες προκόψουσιν ἐπὶ τὸ χεῖρον, πλανῶντες καὶ πλανώμενοι.</w:t>
       </w:r>
@@ -1429,19 +1429,19 @@
       <w:pPr/>
       <w:r>
         <w:rPr>
-          <w:lang w:val="en_US" w:bidi="en_US"/>
-        </w:rPr>
-      </w:r>
-      <w:r>
-        <w:rPr>
-          <w:vertAlign w:val="superscript"/>
-          <w:lang w:val="en_US" w:bidi="en_US"/>
+          <w:lang w:val="el_GR" w:bidi="el_GR"/>
+        </w:rPr>
+      </w:r>
+      <w:r>
+        <w:rPr>
+          <w:vertAlign w:val="superscript"/>
+          <w:lang w:val="el_GR" w:bidi="el_GR"/>
         </w:rPr>
         <w:t>14</w:t>
       </w:r>
       <w:r>
         <w:rPr>
-          <w:lang w:val="en_US" w:bidi="en_US"/>
+          <w:lang w:val="el_GR" w:bidi="el_GR"/>
         </w:rPr>
         <w:t xml:space="preserve"> σὺ δὲ μένε ἐν οἷς ἔμαθες καὶ ἐπιστώθης, εἰδὼς παρὰ τίνων ἔμαθες,</w:t>
       </w:r>
@@ -1450,19 +1450,19 @@
       <w:pPr/>
       <w:r>
         <w:rPr>
-          <w:lang w:val="en_US" w:bidi="en_US"/>
-        </w:rPr>
-      </w:r>
-      <w:r>
-        <w:rPr>
-          <w:vertAlign w:val="superscript"/>
-          <w:lang w:val="en_US" w:bidi="en_US"/>
+          <w:lang w:val="el_GR" w:bidi="el_GR"/>
+        </w:rPr>
+      </w:r>
+      <w:r>
+        <w:rPr>
+          <w:vertAlign w:val="superscript"/>
+          <w:lang w:val="el_GR" w:bidi="el_GR"/>
         </w:rPr>
         <w:t>15</w:t>
       </w:r>
       <w:r>
         <w:rPr>
-          <w:lang w:val="en_US" w:bidi="en_US"/>
+          <w:lang w:val="el_GR" w:bidi="el_GR"/>
         </w:rPr>
         <w:t xml:space="preserve"> καὶ ὅτι ἀπὸ βρέφους ἱερὰ γράμματα οἶδας, τὰ δυνάμενά σε σοφίσαι εἰς σωτηρίαν διὰ πίστεως τῆς ἐν Χριστῷ Ἰησοῦ·</w:t>
       </w:r>
@@ -1471,19 +1471,19 @@
       <w:pPr/>
       <w:r>
         <w:rPr>
-          <w:lang w:val="en_US" w:bidi="en_US"/>
-        </w:rPr>
-      </w:r>
-      <w:r>
-        <w:rPr>
-          <w:vertAlign w:val="superscript"/>
-          <w:lang w:val="en_US" w:bidi="en_US"/>
+          <w:lang w:val="el_GR" w:bidi="el_GR"/>
+        </w:rPr>
+      </w:r>
+      <w:r>
+        <w:rPr>
+          <w:vertAlign w:val="superscript"/>
+          <w:lang w:val="el_GR" w:bidi="el_GR"/>
         </w:rPr>
         <w:t>16</w:t>
       </w:r>
       <w:r>
         <w:rPr>
-          <w:lang w:val="en_US" w:bidi="en_US"/>
+          <w:lang w:val="el_GR" w:bidi="el_GR"/>
         </w:rPr>
         <w:t xml:space="preserve"> πᾶσα γραφὴ θεόπνευστος καὶ ὠφέλιμος πρὸς διδασκαλίαν, πρὸς ἐλεγμόν, πρὸς ἐπανόρθωσιν, πρὸς παιδείαν τὴν ἐν δικαιοσύνῃ,</w:t>
       </w:r>
@@ -1492,19 +1492,19 @@
       <w:pPr/>
       <w:r>
         <w:rPr>
-          <w:lang w:val="en_US" w:bidi="en_US"/>
-        </w:rPr>
-      </w:r>
-      <w:r>
-        <w:rPr>
-          <w:vertAlign w:val="superscript"/>
-          <w:lang w:val="en_US" w:bidi="en_US"/>
+          <w:lang w:val="el_GR" w:bidi="el_GR"/>
+        </w:rPr>
+      </w:r>
+      <w:r>
+        <w:rPr>
+          <w:vertAlign w:val="superscript"/>
+          <w:lang w:val="el_GR" w:bidi="el_GR"/>
         </w:rPr>
         <w:t>17</w:t>
       </w:r>
       <w:r>
         <w:rPr>
-          <w:lang w:val="en_US" w:bidi="en_US"/>
+          <w:lang w:val="el_GR" w:bidi="el_GR"/>
         </w:rPr>
         <w:t xml:space="preserve"> ἵνα ἄρτιος ᾖ ὁ τοῦ θεοῦ ἄνθρωπος, πρὸς πᾶν ἔργον ἀγαθὸν ἐξηρτισμένος.</w:t>
       </w:r>
@@ -1515,33 +1515,33 @@
       </w:pPr>
       <w:r>
         <w:rPr>
-          <w:lang w:val="en_US" w:bidi="en_US"/>
+          <w:lang w:val="el_GR" w:bidi="el_GR"/>
         </w:rPr>
         <w:t>2 Timothy 4:1</w:t>
       </w:r>
       <w:r>
         <w:rPr>
-          <w:lang w:val="en_US" w:bidi="en_US"/>
-        </w:rPr>
-      </w:r>
-    </w:p>
-    <w:p>
-      <w:pPr/>
-      <w:r>
-        <w:rPr>
-          <w:lang w:val="en_US" w:bidi="en_US"/>
-        </w:rPr>
-      </w:r>
-      <w:r>
-        <w:rPr>
-          <w:vertAlign w:val="superscript"/>
-          <w:lang w:val="en_US" w:bidi="en_US"/>
+          <w:lang w:val="el_GR" w:bidi="el_GR"/>
+        </w:rPr>
+      </w:r>
+    </w:p>
+    <w:p>
+      <w:pPr/>
+      <w:r>
+        <w:rPr>
+          <w:lang w:val="el_GR" w:bidi="el_GR"/>
+        </w:rPr>
+      </w:r>
+      <w:r>
+        <w:rPr>
+          <w:vertAlign w:val="superscript"/>
+          <w:lang w:val="el_GR" w:bidi="el_GR"/>
         </w:rPr>
         <w:t>1</w:t>
       </w:r>
       <w:r>
         <w:rPr>
-          <w:lang w:val="en_US" w:bidi="en_US"/>
+          <w:lang w:val="el_GR" w:bidi="el_GR"/>
         </w:rPr>
         <w:t xml:space="preserve"> Διαμαρτύρομαι ἐνώπιον τοῦ θεοῦ καὶ Χριστοῦ Ἰησοῦ, τοῦ μέλλοντος κρίνειν ζῶντας καὶ νεκρούς, καὶ τὴν ἐπιφάνειαν αὐτοῦ καὶ τὴν βασιλείαν αὐτοῦ·</w:t>
       </w:r>
@@ -1550,19 +1550,19 @@
       <w:pPr/>
       <w:r>
         <w:rPr>
-          <w:lang w:val="en_US" w:bidi="en_US"/>
-        </w:rPr>
-      </w:r>
-      <w:r>
-        <w:rPr>
-          <w:vertAlign w:val="superscript"/>
-          <w:lang w:val="en_US" w:bidi="en_US"/>
+          <w:lang w:val="el_GR" w:bidi="el_GR"/>
+        </w:rPr>
+      </w:r>
+      <w:r>
+        <w:rPr>
+          <w:vertAlign w:val="superscript"/>
+          <w:lang w:val="el_GR" w:bidi="el_GR"/>
         </w:rPr>
         <w:t>2</w:t>
       </w:r>
       <w:r>
         <w:rPr>
-          <w:lang w:val="en_US" w:bidi="en_US"/>
+          <w:lang w:val="el_GR" w:bidi="el_GR"/>
         </w:rPr>
         <w:t xml:space="preserve"> κήρυξον τὸν λόγον, ἐπίστηθι εὐκαίρως ἀκαίρως, ἔλεγξον, ἐπιτίμησον, παρακάλεσον, ἐν πάσῃ μακροθυμίᾳ καὶ διδαχῇ.</w:t>
       </w:r>
@@ -1571,19 +1571,19 @@
       <w:pPr/>
       <w:r>
         <w:rPr>
-          <w:lang w:val="en_US" w:bidi="en_US"/>
-        </w:rPr>
-      </w:r>
-      <w:r>
-        <w:rPr>
-          <w:vertAlign w:val="superscript"/>
-          <w:lang w:val="en_US" w:bidi="en_US"/>
+          <w:lang w:val="el_GR" w:bidi="el_GR"/>
+        </w:rPr>
+      </w:r>
+      <w:r>
+        <w:rPr>
+          <w:vertAlign w:val="superscript"/>
+          <w:lang w:val="el_GR" w:bidi="el_GR"/>
         </w:rPr>
         <w:t>3</w:t>
       </w:r>
       <w:r>
         <w:rPr>
-          <w:lang w:val="en_US" w:bidi="en_US"/>
+          <w:lang w:val="el_GR" w:bidi="el_GR"/>
         </w:rPr>
         <w:t xml:space="preserve"> ἔσται γὰρ καιρὸς ὅτε τῆς ὑγιαινούσης διδασκαλίας οὐκ ἀνέξονται, ἀλλὰ κατὰ τὰς ἰδίας ἐπιθυμίας ἑαυτοῖς ἐπισωρεύσουσιν διδασκάλους κνηθόμενοι τὴν ἀκοήν,</w:t>
       </w:r>
@@ -1592,19 +1592,19 @@
       <w:pPr/>
       <w:r>
         <w:rPr>
-          <w:lang w:val="en_US" w:bidi="en_US"/>
-        </w:rPr>
-      </w:r>
-      <w:r>
-        <w:rPr>
-          <w:vertAlign w:val="superscript"/>
-          <w:lang w:val="en_US" w:bidi="en_US"/>
+          <w:lang w:val="el_GR" w:bidi="el_GR"/>
+        </w:rPr>
+      </w:r>
+      <w:r>
+        <w:rPr>
+          <w:vertAlign w:val="superscript"/>
+          <w:lang w:val="el_GR" w:bidi="el_GR"/>
         </w:rPr>
         <w:t>4</w:t>
       </w:r>
       <w:r>
         <w:rPr>
-          <w:lang w:val="en_US" w:bidi="en_US"/>
+          <w:lang w:val="el_GR" w:bidi="el_GR"/>
         </w:rPr>
         <w:t xml:space="preserve"> καὶ ἀπὸ μὲν τῆς ἀληθείας τὴν ἀκοὴν ἀποστρέψουσιν, ἐπὶ δὲ τοὺς μύθους ἐκτραπήσονται.</w:t>
       </w:r>
@@ -1613,19 +1613,19 @@
       <w:pPr/>
       <w:r>
         <w:rPr>
-          <w:lang w:val="en_US" w:bidi="en_US"/>
-        </w:rPr>
-      </w:r>
-      <w:r>
-        <w:rPr>
-          <w:vertAlign w:val="superscript"/>
-          <w:lang w:val="en_US" w:bidi="en_US"/>
+          <w:lang w:val="el_GR" w:bidi="el_GR"/>
+        </w:rPr>
+      </w:r>
+      <w:r>
+        <w:rPr>
+          <w:vertAlign w:val="superscript"/>
+          <w:lang w:val="el_GR" w:bidi="el_GR"/>
         </w:rPr>
         <w:t>5</w:t>
       </w:r>
       <w:r>
         <w:rPr>
-          <w:lang w:val="en_US" w:bidi="en_US"/>
+          <w:lang w:val="el_GR" w:bidi="el_GR"/>
         </w:rPr>
         <w:t xml:space="preserve"> σὺ δὲ νῆφε ἐν πᾶσιν, κακοπάθησον, ἔργον ποίησον εὐαγγελιστοῦ, τὴν διακονίαν σου πληροφόρησον.</w:t>
       </w:r>
@@ -1634,19 +1634,19 @@
       <w:pPr/>
       <w:r>
         <w:rPr>
-          <w:lang w:val="en_US" w:bidi="en_US"/>
-        </w:rPr>
-      </w:r>
-      <w:r>
-        <w:rPr>
-          <w:vertAlign w:val="superscript"/>
-          <w:lang w:val="en_US" w:bidi="en_US"/>
+          <w:lang w:val="el_GR" w:bidi="el_GR"/>
+        </w:rPr>
+      </w:r>
+      <w:r>
+        <w:rPr>
+          <w:vertAlign w:val="superscript"/>
+          <w:lang w:val="el_GR" w:bidi="el_GR"/>
         </w:rPr>
         <w:t>6</w:t>
       </w:r>
       <w:r>
         <w:rPr>
-          <w:lang w:val="en_US" w:bidi="en_US"/>
+          <w:lang w:val="el_GR" w:bidi="el_GR"/>
         </w:rPr>
         <w:t xml:space="preserve"> Ἐγὼ γὰρ ἤδη σπένδομαι, καὶ ὁ καιρὸς τῆς ἀναλύσεώς μου ἐφέστηκεν.</w:t>
       </w:r>
@@ -1655,19 +1655,19 @@
       <w:pPr/>
       <w:r>
         <w:rPr>
-          <w:lang w:val="en_US" w:bidi="en_US"/>
-        </w:rPr>
-      </w:r>
-      <w:r>
-        <w:rPr>
-          <w:vertAlign w:val="superscript"/>
-          <w:lang w:val="en_US" w:bidi="en_US"/>
+          <w:lang w:val="el_GR" w:bidi="el_GR"/>
+        </w:rPr>
+      </w:r>
+      <w:r>
+        <w:rPr>
+          <w:vertAlign w:val="superscript"/>
+          <w:lang w:val="el_GR" w:bidi="el_GR"/>
         </w:rPr>
         <w:t>7</w:t>
       </w:r>
       <w:r>
         <w:rPr>
-          <w:lang w:val="en_US" w:bidi="en_US"/>
+          <w:lang w:val="el_GR" w:bidi="el_GR"/>
         </w:rPr>
         <w:t xml:space="preserve"> τὸν καλὸν ἀγῶνα ἠγώνισμαι, τὸν δρόμον τετέλεκα, τὴν πίστιν τετήρηκα·</w:t>
       </w:r>
@@ -1676,19 +1676,19 @@
       <w:pPr/>
       <w:r>
         <w:rPr>
-          <w:lang w:val="en_US" w:bidi="en_US"/>
-        </w:rPr>
-      </w:r>
-      <w:r>
-        <w:rPr>
-          <w:vertAlign w:val="superscript"/>
-          <w:lang w:val="en_US" w:bidi="en_US"/>
+          <w:lang w:val="el_GR" w:bidi="el_GR"/>
+        </w:rPr>
+      </w:r>
+      <w:r>
+        <w:rPr>
+          <w:vertAlign w:val="superscript"/>
+          <w:lang w:val="el_GR" w:bidi="el_GR"/>
         </w:rPr>
         <w:t>8</w:t>
       </w:r>
       <w:r>
         <w:rPr>
-          <w:lang w:val="en_US" w:bidi="en_US"/>
+          <w:lang w:val="el_GR" w:bidi="el_GR"/>
         </w:rPr>
         <w:t xml:space="preserve"> λοιπὸν ἀπόκειταί μοι ὁ τῆς δικαιοσύνης στέφανος, ὃν ἀποδώσει μοι ὁ κύριος ἐν ἐκείνῃ τῇ ἡμέρᾳ, ὁ δίκαιος κριτής, οὐ μόνον δὲ ἐμοὶ ἀλλὰ καὶ πᾶσιν τοῖς ἠγαπηκόσι τὴν ἐπιφάνειαν αὐτοῦ.</w:t>
       </w:r>
@@ -1697,19 +1697,19 @@
       <w:pPr/>
       <w:r>
         <w:rPr>
-          <w:lang w:val="en_US" w:bidi="en_US"/>
-        </w:rPr>
-      </w:r>
-      <w:r>
-        <w:rPr>
-          <w:vertAlign w:val="superscript"/>
-          <w:lang w:val="en_US" w:bidi="en_US"/>
+          <w:lang w:val="el_GR" w:bidi="el_GR"/>
+        </w:rPr>
+      </w:r>
+      <w:r>
+        <w:rPr>
+          <w:vertAlign w:val="superscript"/>
+          <w:lang w:val="el_GR" w:bidi="el_GR"/>
         </w:rPr>
         <w:t>9</w:t>
       </w:r>
       <w:r>
         <w:rPr>
-          <w:lang w:val="en_US" w:bidi="en_US"/>
+          <w:lang w:val="el_GR" w:bidi="el_GR"/>
         </w:rPr>
         <w:t xml:space="preserve"> Σπούδασον ἐλθεῖν πρός με ταχέως·</w:t>
       </w:r>
@@ -1718,19 +1718,19 @@
       <w:pPr/>
       <w:r>
         <w:rPr>
-          <w:lang w:val="en_US" w:bidi="en_US"/>
-        </w:rPr>
-      </w:r>
-      <w:r>
-        <w:rPr>
-          <w:vertAlign w:val="superscript"/>
-          <w:lang w:val="en_US" w:bidi="en_US"/>
+          <w:lang w:val="el_GR" w:bidi="el_GR"/>
+        </w:rPr>
+      </w:r>
+      <w:r>
+        <w:rPr>
+          <w:vertAlign w:val="superscript"/>
+          <w:lang w:val="el_GR" w:bidi="el_GR"/>
         </w:rPr>
         <w:t>10</w:t>
       </w:r>
       <w:r>
         <w:rPr>
-          <w:lang w:val="en_US" w:bidi="en_US"/>
+          <w:lang w:val="el_GR" w:bidi="el_GR"/>
         </w:rPr>
         <w:t xml:space="preserve"> Δημᾶς γάρ με ἐγκατέλιπεν ἀγαπήσας τὸν νῦν αἰῶνα, καὶ ἐπορεύθη εἰς Θεσσαλονίκην, Κρήσκης εἰς Γαλατίαν, Τίτος εἰς Δαλματίαν·</w:t>
       </w:r>
@@ -1739,19 +1739,19 @@
       <w:pPr/>
       <w:r>
         <w:rPr>
-          <w:lang w:val="en_US" w:bidi="en_US"/>
-        </w:rPr>
-      </w:r>
-      <w:r>
-        <w:rPr>
-          <w:vertAlign w:val="superscript"/>
-          <w:lang w:val="en_US" w:bidi="en_US"/>
+          <w:lang w:val="el_GR" w:bidi="el_GR"/>
+        </w:rPr>
+      </w:r>
+      <w:r>
+        <w:rPr>
+          <w:vertAlign w:val="superscript"/>
+          <w:lang w:val="el_GR" w:bidi="el_GR"/>
         </w:rPr>
         <w:t>11</w:t>
       </w:r>
       <w:r>
         <w:rPr>
-          <w:lang w:val="en_US" w:bidi="en_US"/>
+          <w:lang w:val="el_GR" w:bidi="el_GR"/>
         </w:rPr>
         <w:t xml:space="preserve"> Λουκᾶς ἐστιν μόνος μετʼ ἐμοῦ. Μᾶρκον ἀναλαβὼν ἄγε μετὰ σεαυτοῦ, ἔστιν γάρ μοι εὔχρηστος εἰς διακονίαν,</w:t>
       </w:r>
@@ -1760,19 +1760,19 @@
       <w:pPr/>
       <w:r>
         <w:rPr>
-          <w:lang w:val="en_US" w:bidi="en_US"/>
-        </w:rPr>
-      </w:r>
-      <w:r>
-        <w:rPr>
-          <w:vertAlign w:val="superscript"/>
-          <w:lang w:val="en_US" w:bidi="en_US"/>
+          <w:lang w:val="el_GR" w:bidi="el_GR"/>
+        </w:rPr>
+      </w:r>
+      <w:r>
+        <w:rPr>
+          <w:vertAlign w:val="superscript"/>
+          <w:lang w:val="el_GR" w:bidi="el_GR"/>
         </w:rPr>
         <w:t>12</w:t>
       </w:r>
       <w:r>
         <w:rPr>
-          <w:lang w:val="en_US" w:bidi="en_US"/>
+          <w:lang w:val="el_GR" w:bidi="el_GR"/>
         </w:rPr>
         <w:t xml:space="preserve"> Τυχικὸν δὲ ἀπέστειλα εἰς Ἔφεσον.</w:t>
       </w:r>
@@ -1781,19 +1781,19 @@
       <w:pPr/>
       <w:r>
         <w:rPr>
-          <w:lang w:val="en_US" w:bidi="en_US"/>
-        </w:rPr>
-      </w:r>
-      <w:r>
-        <w:rPr>
-          <w:vertAlign w:val="superscript"/>
-          <w:lang w:val="en_US" w:bidi="en_US"/>
+          <w:lang w:val="el_GR" w:bidi="el_GR"/>
+        </w:rPr>
+      </w:r>
+      <w:r>
+        <w:rPr>
+          <w:vertAlign w:val="superscript"/>
+          <w:lang w:val="el_GR" w:bidi="el_GR"/>
         </w:rPr>
         <w:t>13</w:t>
       </w:r>
       <w:r>
         <w:rPr>
-          <w:lang w:val="en_US" w:bidi="en_US"/>
+          <w:lang w:val="el_GR" w:bidi="el_GR"/>
         </w:rPr>
         <w:t xml:space="preserve"> τὸν φαιλόνην, ὃν ἀπέλιπον ἐν Τρῳάδι παρὰ Κάρπῳ, ἐρχόμενος φέρε, καὶ τὰ βιβλία, μάλιστα τὰς μεμβράνας.</w:t>
       </w:r>
@@ -1802,19 +1802,19 @@
       <w:pPr/>
       <w:r>
         <w:rPr>
-          <w:lang w:val="en_US" w:bidi="en_US"/>
-        </w:rPr>
-      </w:r>
-      <w:r>
-        <w:rPr>
-          <w:vertAlign w:val="superscript"/>
-          <w:lang w:val="en_US" w:bidi="en_US"/>
+          <w:lang w:val="el_GR" w:bidi="el_GR"/>
+        </w:rPr>
+      </w:r>
+      <w:r>
+        <w:rPr>
+          <w:vertAlign w:val="superscript"/>
+          <w:lang w:val="el_GR" w:bidi="el_GR"/>
         </w:rPr>
         <w:t>14</w:t>
       </w:r>
       <w:r>
         <w:rPr>
-          <w:lang w:val="en_US" w:bidi="en_US"/>
+          <w:lang w:val="el_GR" w:bidi="el_GR"/>
         </w:rPr>
         <w:t xml:space="preserve"> Ἀλέξανδρος ὁ χαλκεὺς πολλά μοι κακὰ ἐνεδείξατο—ἀποδώσει αὐτῷ ὁ κύριος κατὰ τὰ ἔργα αὐτοῦ—</w:t>
       </w:r>
@@ -1823,19 +1823,19 @@
       <w:pPr/>
       <w:r>
         <w:rPr>
-          <w:lang w:val="en_US" w:bidi="en_US"/>
-        </w:rPr>
-      </w:r>
-      <w:r>
-        <w:rPr>
-          <w:vertAlign w:val="superscript"/>
-          <w:lang w:val="en_US" w:bidi="en_US"/>
+          <w:lang w:val="el_GR" w:bidi="el_GR"/>
+        </w:rPr>
+      </w:r>
+      <w:r>
+        <w:rPr>
+          <w:vertAlign w:val="superscript"/>
+          <w:lang w:val="el_GR" w:bidi="el_GR"/>
         </w:rPr>
         <w:t>15</w:t>
       </w:r>
       <w:r>
         <w:rPr>
-          <w:lang w:val="en_US" w:bidi="en_US"/>
+          <w:lang w:val="el_GR" w:bidi="el_GR"/>
         </w:rPr>
         <w:t xml:space="preserve"> ὃν καὶ σὺ φυλάσσου, λίαν γὰρ ἀντέστη τοῖς ἡμετέροις λόγοις.</w:t>
       </w:r>
@@ -1844,19 +1844,19 @@
       <w:pPr/>
       <w:r>
         <w:rPr>
-          <w:lang w:val="en_US" w:bidi="en_US"/>
-        </w:rPr>
-      </w:r>
-      <w:r>
-        <w:rPr>
-          <w:vertAlign w:val="superscript"/>
-          <w:lang w:val="en_US" w:bidi="en_US"/>
+          <w:lang w:val="el_GR" w:bidi="el_GR"/>
+        </w:rPr>
+      </w:r>
+      <w:r>
+        <w:rPr>
+          <w:vertAlign w:val="superscript"/>
+          <w:lang w:val="el_GR" w:bidi="el_GR"/>
         </w:rPr>
         <w:t>16</w:t>
       </w:r>
       <w:r>
         <w:rPr>
-          <w:lang w:val="en_US" w:bidi="en_US"/>
+          <w:lang w:val="el_GR" w:bidi="el_GR"/>
         </w:rPr>
         <w:t xml:space="preserve"> Ἐν τῇ πρώτῃ μου ἀπολογίᾳ οὐδείς μοι παρεγένετο, ἀλλὰ πάντες με ἐγκατέλιπον—μὴ αὐτοῖς λογισθείη—</w:t>
       </w:r>
@@ -1865,19 +1865,19 @@
       <w:pPr/>
       <w:r>
         <w:rPr>
-          <w:lang w:val="en_US" w:bidi="en_US"/>
-        </w:rPr>
-      </w:r>
-      <w:r>
-        <w:rPr>
-          <w:vertAlign w:val="superscript"/>
-          <w:lang w:val="en_US" w:bidi="en_US"/>
+          <w:lang w:val="el_GR" w:bidi="el_GR"/>
+        </w:rPr>
+      </w:r>
+      <w:r>
+        <w:rPr>
+          <w:vertAlign w:val="superscript"/>
+          <w:lang w:val="el_GR" w:bidi="el_GR"/>
         </w:rPr>
         <w:t>17</w:t>
       </w:r>
       <w:r>
         <w:rPr>
-          <w:lang w:val="en_US" w:bidi="en_US"/>
+          <w:lang w:val="el_GR" w:bidi="el_GR"/>
         </w:rPr>
         <w:t xml:space="preserve"> ὁ δὲ κύριός μοι παρέστη καὶ ἐνεδυνάμωσέν με, ἵνα διʼ ἐμοῦ τὸ κήρυγμα πληροφορηθῇ καὶ ἀκούσωσιν πάντα τὰ ἔθνη, καὶ ἐρρύσθην ἐκ στόματος λέοντος.</w:t>
       </w:r>
@@ -1886,19 +1886,19 @@
       <w:pPr/>
       <w:r>
         <w:rPr>
-          <w:lang w:val="en_US" w:bidi="en_US"/>
-        </w:rPr>
-      </w:r>
-      <w:r>
-        <w:rPr>
-          <w:vertAlign w:val="superscript"/>
-          <w:lang w:val="en_US" w:bidi="en_US"/>
+          <w:lang w:val="el_GR" w:bidi="el_GR"/>
+        </w:rPr>
+      </w:r>
+      <w:r>
+        <w:rPr>
+          <w:vertAlign w:val="superscript"/>
+          <w:lang w:val="el_GR" w:bidi="el_GR"/>
         </w:rPr>
         <w:t>18</w:t>
       </w:r>
       <w:r>
         <w:rPr>
-          <w:lang w:val="en_US" w:bidi="en_US"/>
+          <w:lang w:val="el_GR" w:bidi="el_GR"/>
         </w:rPr>
         <w:t xml:space="preserve"> ῥύσεταί με ὁ κύριος ἀπὸ παντὸς ἔργου πονηροῦ καὶ σώσει εἰς τὴν βασιλείαν αὐτοῦ τὴν ἐπουράνιον· ᾧ ἡ δόξα εἰς τοὺς αἰῶνας τῶν αἰώνων, ἀμήν.</w:t>
       </w:r>
@@ -1907,19 +1907,19 @@
       <w:pPr/>
       <w:r>
         <w:rPr>
-          <w:lang w:val="en_US" w:bidi="en_US"/>
-        </w:rPr>
-      </w:r>
-      <w:r>
-        <w:rPr>
-          <w:vertAlign w:val="superscript"/>
-          <w:lang w:val="en_US" w:bidi="en_US"/>
+          <w:lang w:val="el_GR" w:bidi="el_GR"/>
+        </w:rPr>
+      </w:r>
+      <w:r>
+        <w:rPr>
+          <w:vertAlign w:val="superscript"/>
+          <w:lang w:val="el_GR" w:bidi="el_GR"/>
         </w:rPr>
         <w:t>19</w:t>
       </w:r>
       <w:r>
         <w:rPr>
-          <w:lang w:val="en_US" w:bidi="en_US"/>
+          <w:lang w:val="el_GR" w:bidi="el_GR"/>
         </w:rPr>
         <w:t xml:space="preserve"> Ἄσπασαι Πρίσκαν καὶ Ἀκύλαν καὶ τὸν Ὀνησιφόρου οἶκον.</w:t>
       </w:r>
@@ -1928,19 +1928,19 @@
       <w:pPr/>
       <w:r>
         <w:rPr>
-          <w:lang w:val="en_US" w:bidi="en_US"/>
-        </w:rPr>
-      </w:r>
-      <w:r>
-        <w:rPr>
-          <w:vertAlign w:val="superscript"/>
-          <w:lang w:val="en_US" w:bidi="en_US"/>
+          <w:lang w:val="el_GR" w:bidi="el_GR"/>
+        </w:rPr>
+      </w:r>
+      <w:r>
+        <w:rPr>
+          <w:vertAlign w:val="superscript"/>
+          <w:lang w:val="el_GR" w:bidi="el_GR"/>
         </w:rPr>
         <w:t>20</w:t>
       </w:r>
       <w:r>
         <w:rPr>
-          <w:lang w:val="en_US" w:bidi="en_US"/>
+          <w:lang w:val="el_GR" w:bidi="el_GR"/>
         </w:rPr>
         <w:t xml:space="preserve"> Ἔραστος ἔμεινεν ἐν Κορίνθῳ, Τρόφιμον δὲ ἀπέλιπον ἐν Μιλήτῳ ἀσθενοῦντα.</w:t>
       </w:r>
@@ -1949,19 +1949,19 @@
       <w:pPr/>
       <w:r>
         <w:rPr>
-          <w:lang w:val="en_US" w:bidi="en_US"/>
-        </w:rPr>
-      </w:r>
-      <w:r>
-        <w:rPr>
-          <w:vertAlign w:val="superscript"/>
-          <w:lang w:val="en_US" w:bidi="en_US"/>
+          <w:lang w:val="el_GR" w:bidi="el_GR"/>
+        </w:rPr>
+      </w:r>
+      <w:r>
+        <w:rPr>
+          <w:vertAlign w:val="superscript"/>
+          <w:lang w:val="el_GR" w:bidi="el_GR"/>
         </w:rPr>
         <w:t>21</w:t>
       </w:r>
       <w:r>
         <w:rPr>
-          <w:lang w:val="en_US" w:bidi="en_US"/>
+          <w:lang w:val="el_GR" w:bidi="el_GR"/>
         </w:rPr>
         <w:t xml:space="preserve"> Σπούδασον πρὸ χειμῶνος ἐλθεῖν. Ἀσπάζεταί σε Εὔβουλος καὶ Πούδης καὶ Λίνος καὶ Κλαυδία καὶ οἱ ἀδελφοὶ πάντες.</w:t>
       </w:r>
@@ -1970,19 +1970,19 @@
       <w:pPr/>
       <w:r>
         <w:rPr>
-          <w:lang w:val="en_US" w:bidi="en_US"/>
-        </w:rPr>
-      </w:r>
-      <w:r>
-        <w:rPr>
-          <w:vertAlign w:val="superscript"/>
-          <w:lang w:val="en_US" w:bidi="en_US"/>
+          <w:lang w:val="el_GR" w:bidi="el_GR"/>
+        </w:rPr>
+      </w:r>
+      <w:r>
+        <w:rPr>
+          <w:vertAlign w:val="superscript"/>
+          <w:lang w:val="el_GR" w:bidi="el_GR"/>
         </w:rPr>
         <w:t>22</w:t>
       </w:r>
       <w:r>
         <w:rPr>
-          <w:lang w:val="en_US" w:bidi="en_US"/>
+          <w:lang w:val="el_GR" w:bidi="el_GR"/>
         </w:rPr>
         <w:t xml:space="preserve"> Ὁ κύριος μετὰ τοῦ πνεύματός σου. ἡ χάρις μεθʼ ὑμῶν.</w:t>
       </w:r>
@@ -3887,7 +3887,7 @@
     <w:rPrDefault>
       <w:rPr>
         <w:rFonts w:ascii="Times New Roman" w:eastAsia="Times New Roman" w:hAnsi="Times New Roman" w:cs="Times New Roman"/>
-        <w:lang w:val="en_US" w:eastAsia="en-US" w:bidi="ar-SA"/>
+        <w:lang w:val="el_GR" w:eastAsia="en-US" w:bidi="ar-SA"/>
       </w:rPr>
     </w:rPrDefault>
     <w:pPrDefault/>
